--- a/Labs/Lab1/Лабораторна робота 1.docx
+++ b/Labs/Lab1/Лабораторна робота 1.docx
@@ -40,12 +40,67 @@
           <w:szCs w:val="24"/>
           <w:lang w:val="uk-UA"/>
         </w:rPr>
-        <w:t xml:space="preserve">ПЕРВИННИЙ АНАЛІЗ </w:t>
+        <w:t xml:space="preserve">ВИКОРИСТАННЯ </w:t>
       </w:r>
       <w:r>
         <w:rPr>
           <w:rFonts w:cs="Times New Roman"/>
           <w:szCs w:val="24"/>
+        </w:rPr>
+        <w:t xml:space="preserve">PYTHON </w:t>
+      </w:r>
+      <w:r>
+        <w:rPr>
+          <w:rFonts w:cs="Times New Roman"/>
+          <w:szCs w:val="24"/>
+          <w:lang w:val="uk-UA"/>
+        </w:rPr>
+        <w:t xml:space="preserve">ДЛЯ </w:t>
+      </w:r>
+      <w:r>
+        <w:rPr>
+          <w:rFonts w:cs="Times New Roman"/>
+          <w:szCs w:val="24"/>
+          <w:lang w:val="uk-UA"/>
+        </w:rPr>
+        <w:t>ПЕРВИНН</w:t>
+      </w:r>
+      <w:r>
+        <w:rPr>
+          <w:rFonts w:cs="Times New Roman"/>
+          <w:szCs w:val="24"/>
+          <w:lang w:val="uk-UA"/>
+        </w:rPr>
+        <w:t>ОГО</w:t>
+      </w:r>
+      <w:r>
+        <w:rPr>
+          <w:rFonts w:cs="Times New Roman"/>
+          <w:szCs w:val="24"/>
+          <w:lang w:val="uk-UA"/>
+        </w:rPr>
+        <w:t xml:space="preserve"> АНАЛІЗ</w:t>
+      </w:r>
+      <w:r>
+        <w:rPr>
+          <w:rFonts w:cs="Times New Roman"/>
+          <w:szCs w:val="24"/>
+          <w:lang w:val="uk-UA"/>
+        </w:rPr>
+        <w:t>У</w:t>
+      </w:r>
+      <w:r>
+        <w:rPr>
+          <w:rFonts w:cs="Times New Roman"/>
+          <w:szCs w:val="24"/>
+          <w:lang w:val="uk-UA"/>
+        </w:rPr>
+        <w:t xml:space="preserve"> </w:t>
+      </w:r>
+      <w:r>
+        <w:rPr>
+          <w:rFonts w:cs="Times New Roman"/>
+          <w:szCs w:val="24"/>
           <w:lang w:val="uk-UA"/>
         </w:rPr>
         <w:t>ДАТАСЕТУ</w:t>
@@ -56,7 +111,15 @@
           <w:szCs w:val="24"/>
           <w:lang w:val="uk-UA"/>
         </w:rPr>
-        <w:t xml:space="preserve"> ТА ДОСЛІДЖЕННЯ ЙОГО СТРУКТУРИ З ПОДАЛЬШОЮ ВІЗУАЛІЗАЦІЄЮ</w:t>
+        <w:t xml:space="preserve"> ТА ДОСЛІДЖЕННЯ ЙОГО СТРУКТУРИ</w:t>
+      </w:r>
+      <w:r>
+        <w:rPr>
+          <w:rFonts w:cs="Times New Roman"/>
+          <w:szCs w:val="24"/>
+          <w:lang w:val="uk-UA"/>
+        </w:rPr>
+        <w:t xml:space="preserve"> </w:t>
       </w:r>
     </w:p>
     <w:p>
@@ -114,15 +177,7 @@
           <w:szCs w:val="24"/>
           <w:lang w:val="uk-UA"/>
         </w:rPr>
-        <w:t xml:space="preserve">Отримання практичних навичок аналізу даних, визначення типів </w:t>
-      </w:r>
-      <w:r>
-        <w:rPr>
-          <w:rFonts w:cs="Times New Roman"/>
-          <w:szCs w:val="24"/>
-          <w:lang w:val="uk-UA"/>
-        </w:rPr>
-        <w:t xml:space="preserve">змінних, дослідження розподілу класів та застосування базових інструментів </w:t>
+        <w:t xml:space="preserve">Отримання практичних навичок аналізу даних, визначення типів змінних, дослідження розподілу класів та застосування базових інструментів </w:t>
       </w:r>
       <w:proofErr w:type="spellStart"/>
       <w:r>
@@ -326,14 +381,7 @@
         <w:rPr>
           <w:lang w:val="uk-UA"/>
         </w:rPr>
-        <w:t xml:space="preserve">При роботі з великою кількістю візуалізацій важливо правильно організовувати їх розміщення. У бібліотеках візуалізації графіки можуть бути представлені в одному вікні у вигляді сітки, що складається з рядків і стовпців. Такий підхід дозволяє порівнювати результати між собою та забезпечує цілісне сприйняття інформації. Кількість рядків і </w:t>
-      </w:r>
-      <w:r>
-        <w:rPr>
-          <w:lang w:val="uk-UA"/>
-        </w:rPr>
-        <w:lastRenderedPageBreak/>
-        <w:t>стовпців підбирається залежно від кількості графіків, що дозволяє рівномірно розподілити їх у просторі.</w:t>
+        <w:t>При роботі з великою кількістю візуалізацій важливо правильно організовувати їх розміщення. У бібліотеках візуалізації графіки можуть бути представлені в одному вікні у вигляді сітки, що складається з рядків і стовпців. Такий підхід дозволяє порівнювати результати між собою та забезпечує цілісне сприйняття інформації. Кількість рядків і стовпців підбирається залежно від кількості графіків, що дозволяє рівномірно розподілити їх у просторі.</w:t>
       </w:r>
     </w:p>
     <w:p>
@@ -351,7 +399,14 @@
         <w:rPr>
           <w:lang w:val="uk-UA"/>
         </w:rPr>
-        <w:t xml:space="preserve">Для коректного відображення кількох графіків важливим є використання механізму автоматичного вирівнювання елементів, а також видалення зайвих порожніх областей, які не використовуються. Це дозволяє уникнути візуального перевантаження та покращує читабельність результатів. Додатково застосовується загальний заголовок для всієї фігури, який описує зміст усієї візуалізації, а також окремі заголовки для кожного </w:t>
+        <w:t xml:space="preserve">Для коректного відображення кількох графіків важливим є використання механізму автоматичного вирівнювання елементів, а також видалення зайвих порожніх областей, які не використовуються. Це дозволяє уникнути візуального перевантаження та покращує читабельність </w:t>
+      </w:r>
+      <w:r>
+        <w:rPr>
+          <w:lang w:val="uk-UA"/>
+        </w:rPr>
+        <w:lastRenderedPageBreak/>
+        <w:t xml:space="preserve">результатів. Додатково застосовується загальний заголовок для всієї фігури, який описує зміст усієї візуалізації, а також окремі заголовки для кожного </w:t>
       </w:r>
       <w:proofErr w:type="spellStart"/>
       <w:r>
@@ -467,6 +522,7 @@
     <w:p>
       <w:pPr>
         <w:rPr>
+          <w:szCs w:val="24"/>
           <w:lang w:val="uk-UA"/>
         </w:rPr>
       </w:pPr>
@@ -550,6 +606,7 @@
       <w:r>
         <w:rPr>
           <w:rStyle w:val="af8"/>
+          <w:szCs w:val="24"/>
           <w:lang w:val="uk-UA"/>
         </w:rPr>
         <w:t>os</w:t>
@@ -557,6 +614,7 @@
       <w:proofErr w:type="spellEnd"/>
       <w:r>
         <w:rPr>
+          <w:szCs w:val="24"/>
           <w:lang w:val="uk-UA"/>
         </w:rPr>
         <w:t xml:space="preserve"> для взаємодії з операційною системою, зокрема для роботи з файловою системою (шляхи до файлів, перевірка їх наявності, створення каталогів та керування файлами).</w:t>
@@ -617,15 +675,7 @@
           <w:szCs w:val="24"/>
           <w:lang w:val="uk-UA"/>
         </w:rPr>
-        <w:t>фільтрацію, агрегацію та аналіз</w:t>
-      </w:r>
-      <w:r>
-        <w:rPr>
-          <w:rFonts w:cs="Times New Roman"/>
-          <w:szCs w:val="24"/>
-          <w:lang w:val="uk-UA"/>
-        </w:rPr>
-        <w:t xml:space="preserve">. </w:t>
+        <w:t xml:space="preserve">фільтрацію, агрегацію та аналіз. </w:t>
       </w:r>
       <w:proofErr w:type="spellStart"/>
       <w:r>
@@ -679,7 +729,7 @@
           <w:szCs w:val="24"/>
           <w:lang w:val="uk-UA"/>
         </w:rPr>
-        <w:t>відбуває</w:t>
+        <w:t xml:space="preserve">відбувається завантаження даних з CSV-файлу. Далі виконується аналіз структури датасету, визначаються числові та категоріальні ознаки. Після цього проводиться аналіз цільової змінної та її розподілу. </w:t>
       </w:r>
       <w:r>
         <w:rPr>
@@ -687,7 +737,7 @@
           <w:szCs w:val="24"/>
           <w:lang w:val="uk-UA"/>
         </w:rPr>
-        <w:t xml:space="preserve">ться завантаження даних з CSV-файлу. Далі виконується аналіз структури датасету, визначаються числові та категоріальні ознаки. Після цього проводиться аналіз цільової змінної та її розподілу. </w:t>
+        <w:t>Останнім</w:t>
       </w:r>
       <w:r>
         <w:rPr>
@@ -695,23 +745,7 @@
           <w:szCs w:val="24"/>
           <w:lang w:val="uk-UA"/>
         </w:rPr>
-        <w:t>Останнім</w:t>
-      </w:r>
-      <w:r>
-        <w:rPr>
-          <w:rFonts w:cs="Times New Roman"/>
-          <w:szCs w:val="24"/>
-          <w:lang w:val="uk-UA"/>
-        </w:rPr>
-        <w:t xml:space="preserve"> етапом є побудова графіків для візуалізації результаті</w:t>
-      </w:r>
-      <w:r>
-        <w:rPr>
-          <w:rFonts w:cs="Times New Roman"/>
-          <w:szCs w:val="24"/>
-          <w:lang w:val="uk-UA"/>
-        </w:rPr>
-        <w:t>в.</w:t>
+        <w:t xml:space="preserve"> етапом є побудова графіків для візуалізації результатів.</w:t>
       </w:r>
     </w:p>
     <w:p>
@@ -757,6 +791,10 @@
     <w:p>
       <w:pPr>
         <w:pStyle w:val="31"/>
+        <w:numPr>
+          <w:ilvl w:val="0"/>
+          <w:numId w:val="15"/>
+        </w:numPr>
         <w:spacing w:before="0"/>
         <w:contextualSpacing/>
         <w:jc w:val="center"/>
@@ -808,6 +846,10 @@
     <w:p>
       <w:pPr>
         <w:pStyle w:val="31"/>
+        <w:numPr>
+          <w:ilvl w:val="0"/>
+          <w:numId w:val="15"/>
+        </w:numPr>
         <w:spacing w:before="0"/>
         <w:contextualSpacing/>
         <w:jc w:val="center"/>
@@ -873,6 +915,10 @@
     <w:p>
       <w:pPr>
         <w:pStyle w:val="31"/>
+        <w:numPr>
+          <w:ilvl w:val="0"/>
+          <w:numId w:val="15"/>
+        </w:numPr>
         <w:spacing w:before="0"/>
         <w:contextualSpacing/>
         <w:jc w:val="center"/>
@@ -943,6 +989,7 @@
       <w:pPr>
         <w:jc w:val="center"/>
         <w:rPr>
+          <w:szCs w:val="24"/>
           <w:lang w:val="uk-UA"/>
         </w:rPr>
       </w:pPr>
@@ -950,6 +997,10 @@
     <w:p>
       <w:pPr>
         <w:pStyle w:val="31"/>
+        <w:numPr>
+          <w:ilvl w:val="0"/>
+          <w:numId w:val="15"/>
+        </w:numPr>
         <w:spacing w:before="0"/>
         <w:contextualSpacing/>
         <w:jc w:val="center"/>
@@ -967,7 +1018,6 @@
           <w:szCs w:val="24"/>
           <w:lang w:val="uk-UA"/>
         </w:rPr>
-        <w:lastRenderedPageBreak/>
         <w:t>Аналіз розподілу класів</w:t>
       </w:r>
     </w:p>
@@ -997,58 +1047,6 @@
     </w:p>
     <w:p>
       <w:pPr>
-        <w:pStyle w:val="31"/>
-        <w:spacing w:before="0"/>
-        <w:contextualSpacing/>
-        <w:jc w:val="center"/>
-        <w:rPr>
-          <w:rFonts w:ascii="Times New Roman" w:hAnsi="Times New Roman" w:cs="Times New Roman"/>
-          <w:color w:val="auto"/>
-          <w:szCs w:val="24"/>
-          <w:lang w:val="uk-UA"/>
-        </w:rPr>
-      </w:pPr>
-      <w:r>
-        <w:rPr>
-          <w:rFonts w:ascii="Times New Roman" w:hAnsi="Times New Roman" w:cs="Times New Roman"/>
-          <w:color w:val="auto"/>
-          <w:szCs w:val="24"/>
-          <w:lang w:val="uk-UA"/>
-        </w:rPr>
-        <w:t>Візуалізація даних</w:t>
-      </w:r>
-      <w:r>
-        <w:rPr>
-          <w:rFonts w:ascii="Times New Roman" w:hAnsi="Times New Roman" w:cs="Times New Roman"/>
-          <w:color w:val="auto"/>
-          <w:szCs w:val="24"/>
-          <w:lang w:val="uk-UA"/>
-        </w:rPr>
-        <w:t xml:space="preserve"> та організація </w:t>
-      </w:r>
-      <w:proofErr w:type="spellStart"/>
-      <w:r>
-        <w:rPr>
-          <w:rFonts w:ascii="Times New Roman" w:hAnsi="Times New Roman" w:cs="Times New Roman"/>
-          <w:color w:val="auto"/>
-          <w:szCs w:val="24"/>
-          <w:lang w:val="uk-UA"/>
-        </w:rPr>
-        <w:t>багатографічного</w:t>
-      </w:r>
-      <w:proofErr w:type="spellEnd"/>
-      <w:r>
-        <w:rPr>
-          <w:rFonts w:ascii="Times New Roman" w:hAnsi="Times New Roman" w:cs="Times New Roman"/>
-          <w:color w:val="auto"/>
-          <w:szCs w:val="24"/>
-          <w:lang w:val="uk-UA"/>
-        </w:rPr>
-        <w:t xml:space="preserve"> відображення</w:t>
-      </w:r>
-    </w:p>
-    <w:p>
-      <w:pPr>
         <w:pStyle w:val="affa"/>
         <w:spacing w:before="0" w:beforeAutospacing="0" w:after="0" w:afterAutospacing="0"/>
         <w:contextualSpacing/>
@@ -1057,6 +1055,73 @@
           <w:lang w:val="uk-UA"/>
         </w:rPr>
       </w:pPr>
+    </w:p>
+    <w:p>
+      <w:pPr>
+        <w:pStyle w:val="31"/>
+        <w:numPr>
+          <w:ilvl w:val="0"/>
+          <w:numId w:val="15"/>
+        </w:numPr>
+        <w:spacing w:before="0"/>
+        <w:contextualSpacing/>
+        <w:jc w:val="center"/>
+        <w:rPr>
+          <w:rFonts w:ascii="Times New Roman" w:hAnsi="Times New Roman" w:cs="Times New Roman"/>
+          <w:color w:val="auto"/>
+          <w:szCs w:val="24"/>
+          <w:lang w:val="uk-UA"/>
+        </w:rPr>
+      </w:pPr>
+      <w:r>
+        <w:rPr>
+          <w:rFonts w:ascii="Times New Roman" w:hAnsi="Times New Roman" w:cs="Times New Roman"/>
+          <w:color w:val="auto"/>
+          <w:szCs w:val="24"/>
+          <w:lang w:val="uk-UA"/>
+        </w:rPr>
+        <w:t>Візуалізація даних</w:t>
+      </w:r>
+      <w:r>
+        <w:rPr>
+          <w:rFonts w:ascii="Times New Roman" w:hAnsi="Times New Roman" w:cs="Times New Roman"/>
+          <w:color w:val="auto"/>
+          <w:szCs w:val="24"/>
+          <w:lang w:val="uk-UA"/>
+        </w:rPr>
+        <w:t xml:space="preserve"> та організація </w:t>
+      </w:r>
+      <w:proofErr w:type="spellStart"/>
+      <w:r>
+        <w:rPr>
+          <w:rFonts w:ascii="Times New Roman" w:hAnsi="Times New Roman" w:cs="Times New Roman"/>
+          <w:color w:val="auto"/>
+          <w:szCs w:val="24"/>
+          <w:lang w:val="uk-UA"/>
+        </w:rPr>
+        <w:t>багатографічного</w:t>
+      </w:r>
+      <w:proofErr w:type="spellEnd"/>
+      <w:r>
+        <w:rPr>
+          <w:rFonts w:ascii="Times New Roman" w:hAnsi="Times New Roman" w:cs="Times New Roman"/>
+          <w:color w:val="auto"/>
+          <w:szCs w:val="24"/>
+          <w:lang w:val="uk-UA"/>
+        </w:rPr>
+        <w:t xml:space="preserve"> відображення</w:t>
+      </w:r>
+    </w:p>
+    <w:p>
+      <w:pPr>
+        <w:pStyle w:val="affa"/>
+        <w:spacing w:before="0" w:beforeAutospacing="0" w:after="0" w:afterAutospacing="0"/>
+        <w:contextualSpacing/>
+        <w:jc w:val="center"/>
+        <w:rPr>
+          <w:lang w:val="uk-UA"/>
+        </w:rPr>
+      </w:pPr>
       <w:r>
         <w:rPr>
           <w:lang w:val="uk-UA"/>
@@ -1090,6 +1155,12 @@
           <w:lang w:val="uk-UA"/>
         </w:rPr>
         <w:br/>
+      </w:r>
+      <w:r>
+        <w:rPr>
+          <w:lang w:val="uk-UA"/>
+        </w:rPr>
+        <w:lastRenderedPageBreak/>
         <w:t>ПОБУДУВАТИ стовпчикову діаграму</w:t>
       </w:r>
       <w:r>
@@ -1142,79 +1213,2214 @@
       <w:pPr>
         <w:pStyle w:val="affa"/>
         <w:spacing w:before="0" w:beforeAutospacing="0" w:after="0" w:afterAutospacing="0"/>
+        <w:ind w:firstLine="567"/>
         <w:contextualSpacing/>
         <w:rPr>
+          <w:b/>
+          <w:bCs/>
           <w:lang w:val="uk-UA"/>
         </w:rPr>
       </w:pPr>
     </w:p>
+    <w:p>
+      <w:pPr>
+        <w:pStyle w:val="affa"/>
+        <w:numPr>
+          <w:ilvl w:val="0"/>
+          <w:numId w:val="11"/>
+        </w:numPr>
+        <w:spacing w:before="0" w:beforeAutospacing="0" w:after="0" w:afterAutospacing="0"/>
+        <w:ind w:left="0" w:firstLine="567"/>
+        <w:contextualSpacing/>
+        <w:rPr>
+          <w:lang w:val="uk-UA"/>
+        </w:rPr>
+      </w:pPr>
+      <w:r>
+        <w:rPr>
+          <w:lang w:val="uk-UA"/>
+        </w:rPr>
+        <w:t xml:space="preserve">Перейти </w:t>
+      </w:r>
+      <w:r>
+        <w:rPr>
+          <w:lang w:val="uk-UA"/>
+        </w:rPr>
+        <w:t xml:space="preserve">на </w:t>
+      </w:r>
+      <w:r>
+        <w:rPr>
+          <w:b/>
+          <w:bCs/>
+        </w:rPr>
+        <w:t>GitHub</w:t>
+      </w:r>
+      <w:r>
+        <w:t>-</w:t>
+      </w:r>
+      <w:r>
+        <w:rPr>
+          <w:lang w:val="uk-UA"/>
+        </w:rPr>
+        <w:t xml:space="preserve">репозиторій </w:t>
+      </w:r>
+      <w:r>
+        <w:rPr>
+          <w:lang w:val="uk-UA"/>
+        </w:rPr>
+        <w:t>за посиланням:</w:t>
+      </w:r>
+      <w:r>
+        <w:rPr>
+          <w:b/>
+          <w:bCs/>
+          <w:lang w:val="uk-UA"/>
+        </w:rPr>
+        <w:t xml:space="preserve"> </w:t>
+      </w:r>
+      <w:hyperlink r:id="rId6" w:history="1">
+        <w:r>
+          <w:rPr>
+            <w:rStyle w:val="affb"/>
+            <w:b/>
+            <w:bCs/>
+            <w:lang w:val="uk-UA"/>
+          </w:rPr>
+          <w:t>github.com</w:t>
+        </w:r>
+      </w:hyperlink>
+    </w:p>
+    <w:p>
+      <w:pPr>
+        <w:pStyle w:val="affa"/>
+        <w:numPr>
+          <w:ilvl w:val="0"/>
+          <w:numId w:val="11"/>
+        </w:numPr>
+        <w:spacing w:before="0" w:beforeAutospacing="0" w:after="0" w:afterAutospacing="0"/>
+        <w:ind w:left="0" w:firstLine="567"/>
+        <w:contextualSpacing/>
+        <w:rPr>
+          <w:lang w:val="uk-UA"/>
+        </w:rPr>
+      </w:pPr>
+      <w:r>
+        <w:rPr>
+          <w:lang w:val="uk-UA"/>
+        </w:rPr>
+        <w:t>Завантажити наступні файли:</w:t>
+      </w:r>
+    </w:p>
+    <w:p>
+      <w:pPr>
+        <w:pStyle w:val="ae"/>
+        <w:numPr>
+          <w:ilvl w:val="2"/>
+          <w:numId w:val="14"/>
+        </w:numPr>
+        <w:shd w:val="clear" w:color="auto" w:fill="FFFFFF"/>
+        <w:spacing w:before="100" w:beforeAutospacing="1" w:after="100" w:afterAutospacing="1"/>
+        <w:ind w:left="709" w:firstLine="567"/>
+        <w:jc w:val="both"/>
+        <w:rPr>
+          <w:szCs w:val="24"/>
+          <w:lang w:val="uk-UA"/>
+        </w:rPr>
+      </w:pPr>
+      <w:r>
+        <w:rPr>
+          <w:szCs w:val="24"/>
+          <w:lang w:val="uk-UA"/>
+        </w:rPr>
+        <w:t>Файл</w:t>
+      </w:r>
+      <w:r>
+        <w:rPr>
+          <w:szCs w:val="24"/>
+          <w:lang w:val="uk-UA"/>
+        </w:rPr>
+        <w:t xml:space="preserve"> </w:t>
+      </w:r>
+      <w:proofErr w:type="spellStart"/>
+      <w:r>
+        <w:rPr>
+          <w:szCs w:val="24"/>
+          <w:lang w:val="uk-UA"/>
+        </w:rPr>
+        <w:t>Python</w:t>
+      </w:r>
+      <w:proofErr w:type="spellEnd"/>
+      <w:r>
+        <w:rPr>
+          <w:szCs w:val="24"/>
+          <w:lang w:val="uk-UA"/>
+        </w:rPr>
+        <w:t>-реалізації:</w:t>
+      </w:r>
+      <w:r>
+        <w:rPr>
+          <w:szCs w:val="24"/>
+          <w:lang w:val="uk-UA"/>
+        </w:rPr>
+        <w:t xml:space="preserve"> </w:t>
+      </w:r>
+      <w:r>
+        <w:rPr>
+          <w:i/>
+          <w:iCs/>
+          <w:szCs w:val="24"/>
+          <w:lang w:val="uk-UA"/>
+        </w:rPr>
+        <w:t xml:space="preserve">Lab1 - </w:t>
+      </w:r>
+      <w:proofErr w:type="spellStart"/>
+      <w:r>
+        <w:rPr>
+          <w:i/>
+          <w:iCs/>
+          <w:szCs w:val="24"/>
+          <w:lang w:val="uk-UA"/>
+        </w:rPr>
+        <w:t>Google</w:t>
+      </w:r>
+      <w:proofErr w:type="spellEnd"/>
+      <w:r>
+        <w:rPr>
+          <w:i/>
+          <w:iCs/>
+          <w:szCs w:val="24"/>
+          <w:lang w:val="uk-UA"/>
+        </w:rPr>
+        <w:t xml:space="preserve"> </w:t>
+      </w:r>
+      <w:proofErr w:type="spellStart"/>
+      <w:r>
+        <w:rPr>
+          <w:i/>
+          <w:iCs/>
+          <w:szCs w:val="24"/>
+          <w:lang w:val="uk-UA"/>
+        </w:rPr>
+        <w:t>Colab</w:t>
+      </w:r>
+      <w:r>
+        <w:rPr>
+          <w:i/>
+          <w:iCs/>
+          <w:szCs w:val="24"/>
+          <w:lang w:val="uk-UA"/>
+        </w:rPr>
+        <w:t>.ipynb</w:t>
+      </w:r>
+      <w:proofErr w:type="spellEnd"/>
+      <w:r>
+        <w:rPr>
+          <w:szCs w:val="24"/>
+          <w:lang w:val="uk-UA"/>
+        </w:rPr>
+        <w:t>.</w:t>
+      </w:r>
+    </w:p>
+    <w:p>
+      <w:pPr>
+        <w:pStyle w:val="ae"/>
+        <w:numPr>
+          <w:ilvl w:val="2"/>
+          <w:numId w:val="14"/>
+        </w:numPr>
+        <w:shd w:val="clear" w:color="auto" w:fill="FFFFFF"/>
+        <w:ind w:left="709" w:firstLine="567"/>
+        <w:jc w:val="both"/>
+        <w:rPr>
+          <w:szCs w:val="24"/>
+          <w:lang w:val="uk-UA"/>
+        </w:rPr>
+      </w:pPr>
+      <w:r>
+        <w:rPr>
+          <w:szCs w:val="24"/>
+          <w:lang w:val="uk-UA"/>
+        </w:rPr>
+        <w:t xml:space="preserve">Датасет у форматі </w:t>
+      </w:r>
+      <w:r>
+        <w:rPr>
+          <w:i/>
+          <w:iCs/>
+          <w:szCs w:val="24"/>
+          <w:lang w:val="uk-UA"/>
+        </w:rPr>
+        <w:t>.</w:t>
+      </w:r>
+      <w:proofErr w:type="spellStart"/>
+      <w:r>
+        <w:rPr>
+          <w:i/>
+          <w:iCs/>
+          <w:szCs w:val="24"/>
+          <w:lang w:val="uk-UA"/>
+        </w:rPr>
+        <w:t>csv</w:t>
+      </w:r>
+      <w:proofErr w:type="spellEnd"/>
+      <w:r>
+        <w:rPr>
+          <w:szCs w:val="24"/>
+          <w:lang w:val="uk-UA"/>
+        </w:rPr>
+        <w:t xml:space="preserve"> із назвою </w:t>
+      </w:r>
+      <w:r>
+        <w:rPr>
+          <w:i/>
+          <w:iCs/>
+          <w:szCs w:val="24"/>
+          <w:lang w:val="uk-UA"/>
+        </w:rPr>
+        <w:t>synthetic_nls_kdd_X.csv</w:t>
+      </w:r>
+      <w:r>
+        <w:rPr>
+          <w:szCs w:val="24"/>
+          <w:lang w:val="uk-UA"/>
+        </w:rPr>
+        <w:t xml:space="preserve">, де </w:t>
+      </w:r>
+      <w:r>
+        <w:rPr>
+          <w:i/>
+          <w:iCs/>
+          <w:szCs w:val="24"/>
+          <w:lang w:val="uk-UA"/>
+        </w:rPr>
+        <w:t>X</w:t>
+      </w:r>
+      <w:r>
+        <w:rPr>
+          <w:szCs w:val="24"/>
+          <w:lang w:val="uk-UA"/>
+        </w:rPr>
+        <w:t xml:space="preserve"> </w:t>
+      </w:r>
+      <w:r>
+        <w:rPr>
+          <w:szCs w:val="24"/>
+          <w:lang w:val="uk-UA"/>
+        </w:rPr>
+        <w:t>—</w:t>
+      </w:r>
+      <w:r>
+        <w:rPr>
+          <w:szCs w:val="24"/>
+          <w:lang w:val="uk-UA"/>
+        </w:rPr>
+        <w:t xml:space="preserve"> номер варіанту відповідно до вашого номеру у списку групи.</w:t>
+      </w:r>
+    </w:p>
+    <w:p>
+      <w:pPr>
+        <w:pStyle w:val="ae"/>
+        <w:shd w:val="clear" w:color="auto" w:fill="FFFFFF"/>
+        <w:ind w:left="1276"/>
+        <w:jc w:val="both"/>
+        <w:rPr>
+          <w:szCs w:val="24"/>
+          <w:lang w:val="uk-UA"/>
+        </w:rPr>
+      </w:pPr>
+    </w:p>
+    <w:p>
+      <w:pPr>
+        <w:pStyle w:val="affa"/>
+        <w:spacing w:before="0" w:beforeAutospacing="0" w:after="0" w:afterAutospacing="0"/>
+        <w:ind w:firstLine="567"/>
+        <w:contextualSpacing/>
+        <w:jc w:val="both"/>
+        <w:rPr>
+          <w:lang w:val="uk-UA"/>
+        </w:rPr>
+      </w:pPr>
+      <w:r>
+        <w:rPr>
+          <w:b/>
+          <w:bCs/>
+          <w:lang w:val="uk-UA"/>
+        </w:rPr>
+        <w:t>Увага</w:t>
+      </w:r>
+      <w:r>
+        <w:rPr>
+          <w:lang w:val="uk-UA"/>
+        </w:rPr>
+        <w:t>: для завантаження будь-якого файлу з</w:t>
+      </w:r>
+      <w:r>
+        <w:t xml:space="preserve"> </w:t>
+      </w:r>
+      <w:r>
+        <w:rPr>
+          <w:lang w:val="uk-UA"/>
+        </w:rPr>
+        <w:t>платформи</w:t>
+      </w:r>
+      <w:r>
+        <w:rPr>
+          <w:lang w:val="uk-UA"/>
+        </w:rPr>
+        <w:t xml:space="preserve"> </w:t>
+      </w:r>
+      <w:proofErr w:type="spellStart"/>
+      <w:r>
+        <w:rPr>
+          <w:i/>
+          <w:iCs/>
+          <w:lang w:val="uk-UA"/>
+        </w:rPr>
+        <w:t>GitHub</w:t>
+      </w:r>
+      <w:proofErr w:type="spellEnd"/>
+      <w:r>
+        <w:rPr>
+          <w:lang w:val="uk-UA"/>
+        </w:rPr>
+        <w:t xml:space="preserve"> спочатку </w:t>
+      </w:r>
+      <w:r>
+        <w:rPr>
+          <w:lang w:val="uk-UA"/>
+        </w:rPr>
+        <w:t>необхідно натиснути</w:t>
+      </w:r>
+      <w:r>
+        <w:rPr>
+          <w:lang w:val="uk-UA"/>
+        </w:rPr>
+        <w:t xml:space="preserve"> на </w:t>
+      </w:r>
+      <w:r>
+        <w:rPr>
+          <w:lang w:val="uk-UA"/>
+        </w:rPr>
+        <w:t>нього</w:t>
+      </w:r>
+      <w:r>
+        <w:rPr>
+          <w:lang w:val="uk-UA"/>
+        </w:rPr>
+        <w:t>, а на наступній сторінці</w:t>
+      </w:r>
+      <w:r>
+        <w:rPr>
+          <w:lang w:val="uk-UA"/>
+        </w:rPr>
+        <w:t xml:space="preserve"> натиснути</w:t>
+      </w:r>
+      <w:r>
+        <w:rPr>
+          <w:lang w:val="uk-UA"/>
+        </w:rPr>
+        <w:t xml:space="preserve"> на </w:t>
+      </w:r>
+      <w:r>
+        <w:rPr>
+          <w:lang w:val="uk-UA"/>
+        </w:rPr>
+        <w:t>іконку</w:t>
+      </w:r>
+      <w:r>
+        <w:rPr>
+          <w:lang w:val="uk-UA"/>
+        </w:rPr>
+        <w:t xml:space="preserve"> «…» у правому верхньому куті екрану </w:t>
+      </w:r>
+      <w:r>
+        <w:rPr>
+          <w:lang w:val="uk-UA"/>
+        </w:rPr>
+        <w:t>-&gt;</w:t>
+      </w:r>
+      <w:r>
+        <w:rPr>
+          <w:lang w:val="uk-UA"/>
+        </w:rPr>
+        <w:t xml:space="preserve"> </w:t>
+      </w:r>
+      <w:proofErr w:type="spellStart"/>
+      <w:r>
+        <w:rPr>
+          <w:i/>
+          <w:iCs/>
+          <w:lang w:val="uk-UA"/>
+        </w:rPr>
+        <w:t>Download</w:t>
+      </w:r>
+      <w:proofErr w:type="spellEnd"/>
+      <w:r>
+        <w:rPr>
+          <w:i/>
+          <w:iCs/>
+          <w:lang w:val="uk-UA"/>
+        </w:rPr>
+        <w:t xml:space="preserve"> </w:t>
+      </w:r>
+      <w:r>
+        <w:rPr>
+          <w:lang w:val="uk-UA"/>
+        </w:rPr>
+        <w:t>(рис. 1)</w:t>
+      </w:r>
+      <w:r>
+        <w:rPr>
+          <w:lang w:val="uk-UA"/>
+        </w:rPr>
+        <w:t>.</w:t>
+      </w:r>
+    </w:p>
+    <w:p>
+      <w:pPr>
+        <w:pStyle w:val="affa"/>
+        <w:spacing w:before="0" w:beforeAutospacing="0" w:after="0" w:afterAutospacing="0"/>
+        <w:ind w:firstLine="567"/>
+        <w:contextualSpacing/>
+        <w:rPr>
+          <w:lang w:val="uk-UA"/>
+        </w:rPr>
+      </w:pPr>
+      <w:r>
+        <w:rPr>
+          <w:lang w:val="uk-UA"/>
+        </w:rPr>
+        <w:t xml:space="preserve"> </w:t>
+      </w:r>
+    </w:p>
+    <w:p>
+      <w:pPr>
+        <w:pStyle w:val="affa"/>
+        <w:spacing w:before="0" w:beforeAutospacing="0" w:after="0" w:afterAutospacing="0"/>
+        <w:ind w:firstLine="567"/>
+        <w:contextualSpacing/>
+        <w:jc w:val="center"/>
+        <w:rPr>
+          <w:lang w:val="uk-UA"/>
+        </w:rPr>
+      </w:pPr>
+      <w:r>
+        <w:rPr>
+          <w:noProof/>
+          <w:lang w:val="uk-UA"/>
+        </w:rPr>
+        <w:drawing>
+          <wp:inline distT="0" distB="0" distL="0" distR="0" wp14:anchorId="18C8121E" wp14:editId="3980B90E">
+            <wp:extent cx="6310183" cy="2473520"/>
+            <wp:effectExtent l="0" t="0" r="0" b="3175"/>
+            <wp:docPr id="3" name="Рисунок 3"/>
+            <wp:cNvGraphicFramePr>
+              <a:graphicFrameLocks xmlns:a="http://schemas.openxmlformats.org/drawingml/2006/main" noChangeAspect="1"/>
+            </wp:cNvGraphicFramePr>
+            <a:graphic xmlns:a="http://schemas.openxmlformats.org/drawingml/2006/main">
+              <a:graphicData uri="http://schemas.openxmlformats.org/drawingml/2006/picture">
+                <pic:pic xmlns:pic="http://schemas.openxmlformats.org/drawingml/2006/picture">
+                  <pic:nvPicPr>
+                    <pic:cNvPr id="0" name="Picture 2"/>
+                    <pic:cNvPicPr>
+                      <a:picLocks noChangeAspect="1" noChangeArrowheads="1"/>
+                    </pic:cNvPicPr>
+                  </pic:nvPicPr>
+                  <pic:blipFill>
+                    <a:blip r:embed="rId7">
+                      <a:extLst>
+                        <a:ext uri="{28A0092B-C50C-407E-A947-70E740481C1C}">
+                          <a14:useLocalDpi xmlns:a14="http://schemas.microsoft.com/office/drawing/2010/main" val="0"/>
+                        </a:ext>
+                      </a:extLst>
+                    </a:blip>
+                    <a:srcRect/>
+                    <a:stretch>
+                      <a:fillRect/>
+                    </a:stretch>
+                  </pic:blipFill>
+                  <pic:spPr bwMode="auto">
+                    <a:xfrm>
+                      <a:off x="0" y="0"/>
+                      <a:ext cx="6317727" cy="2476477"/>
+                    </a:xfrm>
+                    <a:prstGeom prst="rect">
+                      <a:avLst/>
+                    </a:prstGeom>
+                    <a:noFill/>
+                    <a:ln>
+                      <a:noFill/>
+                    </a:ln>
+                  </pic:spPr>
+                </pic:pic>
+              </a:graphicData>
+            </a:graphic>
+          </wp:inline>
+        </w:drawing>
+      </w:r>
+    </w:p>
+    <w:p>
+      <w:pPr>
+        <w:pStyle w:val="affa"/>
+        <w:spacing w:before="0" w:beforeAutospacing="0" w:after="0" w:afterAutospacing="0"/>
+        <w:ind w:firstLine="567"/>
+        <w:contextualSpacing/>
+        <w:jc w:val="center"/>
+      </w:pPr>
+      <w:r>
+        <w:rPr>
+          <w:lang w:val="uk-UA"/>
+        </w:rPr>
+        <w:t>Рис.1</w:t>
+      </w:r>
+      <w:r>
+        <w:rPr>
+          <w:lang w:val="uk-UA"/>
+        </w:rPr>
+        <w:t xml:space="preserve">. Завантаження файлів з платформи </w:t>
+      </w:r>
+      <w:r>
+        <w:t>GitHub.</w:t>
+      </w:r>
+    </w:p>
+    <w:p>
+      <w:pPr>
+        <w:pStyle w:val="affa"/>
+        <w:spacing w:before="0" w:beforeAutospacing="0" w:after="0" w:afterAutospacing="0"/>
+        <w:ind w:firstLine="567"/>
+        <w:contextualSpacing/>
+        <w:jc w:val="center"/>
+        <w:rPr>
+          <w:lang w:val="uk-UA"/>
+        </w:rPr>
+      </w:pPr>
+    </w:p>
+    <w:p>
+      <w:pPr>
+        <w:pStyle w:val="affa"/>
+        <w:numPr>
+          <w:ilvl w:val="0"/>
+          <w:numId w:val="11"/>
+        </w:numPr>
+        <w:spacing w:before="0" w:beforeAutospacing="0" w:after="0" w:afterAutospacing="0"/>
+        <w:ind w:left="0" w:firstLine="567"/>
+        <w:contextualSpacing/>
+        <w:rPr>
+          <w:lang w:val="uk-UA"/>
+        </w:rPr>
+      </w:pPr>
+      <w:r>
+        <w:rPr>
+          <w:lang w:val="uk-UA"/>
+        </w:rPr>
+        <w:t xml:space="preserve">Перейти на платформу </w:t>
+      </w:r>
+      <w:proofErr w:type="spellStart"/>
+      <w:r>
+        <w:rPr>
+          <w:b/>
+          <w:bCs/>
+          <w:lang w:val="uk-UA"/>
+        </w:rPr>
+        <w:t>Google</w:t>
+      </w:r>
+      <w:proofErr w:type="spellEnd"/>
+      <w:r>
+        <w:rPr>
+          <w:b/>
+          <w:bCs/>
+          <w:lang w:val="uk-UA"/>
+        </w:rPr>
+        <w:t xml:space="preserve"> </w:t>
+      </w:r>
+      <w:proofErr w:type="spellStart"/>
+      <w:r>
+        <w:rPr>
+          <w:b/>
+          <w:bCs/>
+          <w:lang w:val="uk-UA"/>
+        </w:rPr>
+        <w:t>Colab</w:t>
+      </w:r>
+      <w:proofErr w:type="spellEnd"/>
+      <w:r>
+        <w:rPr>
+          <w:lang w:val="uk-UA"/>
+        </w:rPr>
+        <w:t xml:space="preserve">: </w:t>
+      </w:r>
+      <w:hyperlink r:id="rId8" w:history="1">
+        <w:r>
+          <w:rPr>
+            <w:rStyle w:val="affb"/>
+            <w:lang w:val="uk-UA"/>
+          </w:rPr>
+          <w:t>поси</w:t>
+        </w:r>
+        <w:r>
+          <w:rPr>
+            <w:rStyle w:val="affb"/>
+            <w:lang w:val="uk-UA"/>
+          </w:rPr>
+          <w:t>л</w:t>
+        </w:r>
+        <w:r>
+          <w:rPr>
+            <w:rStyle w:val="affb"/>
+            <w:lang w:val="uk-UA"/>
+          </w:rPr>
+          <w:t>ання</w:t>
+        </w:r>
+      </w:hyperlink>
+      <w:r>
+        <w:rPr>
+          <w:lang w:val="uk-UA"/>
+        </w:rPr>
+        <w:t>.</w:t>
+      </w:r>
+    </w:p>
+    <w:p>
+      <w:pPr>
+        <w:pStyle w:val="affa"/>
+        <w:numPr>
+          <w:ilvl w:val="0"/>
+          <w:numId w:val="11"/>
+        </w:numPr>
+        <w:spacing w:before="0" w:beforeAutospacing="0" w:after="0" w:afterAutospacing="0"/>
+        <w:ind w:left="0" w:firstLine="567"/>
+        <w:contextualSpacing/>
+        <w:rPr>
+          <w:lang w:val="uk-UA"/>
+        </w:rPr>
+      </w:pPr>
+      <w:r>
+        <w:rPr>
+          <w:lang w:val="uk-UA"/>
+        </w:rPr>
+        <w:t>На сторінці, що відкрилася, вибрати пункт «</w:t>
+      </w:r>
+      <w:r>
+        <w:rPr>
+          <w:lang w:val="uk-UA"/>
+        </w:rPr>
+        <w:t>Завантажити</w:t>
+      </w:r>
+      <w:r>
+        <w:rPr>
+          <w:lang w:val="uk-UA"/>
+        </w:rPr>
+        <w:t>»</w:t>
+      </w:r>
+      <w:r>
+        <w:rPr>
+          <w:lang w:val="uk-UA"/>
+        </w:rPr>
+        <w:t xml:space="preserve"> і або знайти файл </w:t>
+      </w:r>
+      <w:r>
+        <w:rPr>
+          <w:i/>
+          <w:iCs/>
+          <w:lang w:val="uk-UA"/>
+        </w:rPr>
+        <w:t xml:space="preserve">Lab1 - </w:t>
+      </w:r>
+      <w:proofErr w:type="spellStart"/>
+      <w:r>
+        <w:rPr>
+          <w:i/>
+          <w:iCs/>
+          <w:lang w:val="uk-UA"/>
+        </w:rPr>
+        <w:t>Google</w:t>
+      </w:r>
+      <w:proofErr w:type="spellEnd"/>
+      <w:r>
+        <w:rPr>
+          <w:i/>
+          <w:iCs/>
+          <w:lang w:val="uk-UA"/>
+        </w:rPr>
+        <w:t xml:space="preserve"> </w:t>
+      </w:r>
+      <w:proofErr w:type="spellStart"/>
+      <w:r>
+        <w:rPr>
+          <w:i/>
+          <w:iCs/>
+          <w:lang w:val="uk-UA"/>
+        </w:rPr>
+        <w:t>Colab.ipynb</w:t>
+      </w:r>
+      <w:proofErr w:type="spellEnd"/>
+      <w:r>
+        <w:rPr>
+          <w:lang w:val="uk-UA"/>
+        </w:rPr>
+        <w:t xml:space="preserve"> на вашому ПК, або перетягнути його у саме вікно.</w:t>
+      </w:r>
+    </w:p>
+    <w:p>
+      <w:pPr>
+        <w:pStyle w:val="affa"/>
+        <w:numPr>
+          <w:ilvl w:val="0"/>
+          <w:numId w:val="11"/>
+        </w:numPr>
+        <w:ind w:left="0" w:firstLine="567"/>
+        <w:contextualSpacing/>
+        <w:rPr>
+          <w:lang w:val="uk-UA"/>
+        </w:rPr>
+      </w:pPr>
+      <w:bookmarkStart w:id="0" w:name="_Hlk225126491"/>
+      <w:r>
+        <w:rPr>
+          <w:lang w:val="uk-UA"/>
+        </w:rPr>
+        <w:t xml:space="preserve">У реалізації </w:t>
+      </w:r>
+      <w:proofErr w:type="spellStart"/>
+      <w:r>
+        <w:rPr>
+          <w:lang w:val="uk-UA"/>
+        </w:rPr>
+        <w:t>Python</w:t>
+      </w:r>
+      <w:proofErr w:type="spellEnd"/>
+      <w:r>
+        <w:rPr>
+          <w:lang w:val="uk-UA"/>
+        </w:rPr>
+        <w:t>, що відкрилася, у пункті «</w:t>
+      </w:r>
+      <w:r>
+        <w:rPr>
+          <w:lang w:val="uk-UA"/>
+        </w:rPr>
+        <w:t xml:space="preserve">1. </w:t>
+      </w:r>
+      <w:r>
+        <w:rPr>
+          <w:lang w:val="uk-UA"/>
+        </w:rPr>
+        <w:t>Введіть своє прізвище та ім'я, а також номер варіанту</w:t>
+      </w:r>
+      <w:r>
+        <w:rPr>
+          <w:lang w:val="uk-UA"/>
+        </w:rPr>
+        <w:t>» ввести необхідні дані, наприклад: (рис.2)</w:t>
+      </w:r>
+    </w:p>
+    <w:p>
+      <w:pPr>
+        <w:pStyle w:val="affa"/>
+        <w:ind w:left="927"/>
+        <w:contextualSpacing/>
+        <w:jc w:val="center"/>
+        <w:rPr>
+          <w:rFonts w:ascii="Courier New" w:hAnsi="Courier New" w:cs="Courier New"/>
+          <w:sz w:val="20"/>
+          <w:szCs w:val="20"/>
+          <w:lang w:val="uk-UA"/>
+        </w:rPr>
+      </w:pPr>
+      <w:proofErr w:type="spellStart"/>
+      <w:r>
+        <w:rPr>
+          <w:rFonts w:ascii="Courier New" w:hAnsi="Courier New" w:cs="Courier New"/>
+          <w:sz w:val="20"/>
+          <w:szCs w:val="20"/>
+          <w:lang w:val="uk-UA"/>
+        </w:rPr>
+        <w:t>student_name</w:t>
+      </w:r>
+      <w:proofErr w:type="spellEnd"/>
+      <w:r>
+        <w:rPr>
+          <w:rFonts w:ascii="Courier New" w:hAnsi="Courier New" w:cs="Courier New"/>
+          <w:sz w:val="20"/>
+          <w:szCs w:val="20"/>
+          <w:lang w:val="uk-UA"/>
+        </w:rPr>
+        <w:t xml:space="preserve"> = "</w:t>
+      </w:r>
+      <w:r>
+        <w:rPr>
+          <w:rFonts w:ascii="Courier New" w:hAnsi="Courier New" w:cs="Courier New"/>
+          <w:sz w:val="20"/>
+          <w:szCs w:val="20"/>
+          <w:lang w:val="uk-UA"/>
+        </w:rPr>
+        <w:t>Костенко Уляна</w:t>
+      </w:r>
+      <w:r>
+        <w:rPr>
+          <w:rFonts w:ascii="Courier New" w:hAnsi="Courier New" w:cs="Courier New"/>
+          <w:sz w:val="20"/>
+          <w:szCs w:val="20"/>
+          <w:lang w:val="uk-UA"/>
+        </w:rPr>
+        <w:t>"</w:t>
+      </w:r>
+    </w:p>
+    <w:p>
+      <w:pPr>
+        <w:pStyle w:val="affa"/>
+        <w:ind w:left="927"/>
+        <w:contextualSpacing/>
+        <w:jc w:val="center"/>
+        <w:rPr>
+          <w:rFonts w:ascii="Courier New" w:hAnsi="Courier New" w:cs="Courier New"/>
+          <w:sz w:val="20"/>
+          <w:szCs w:val="20"/>
+          <w:lang w:val="uk-UA"/>
+        </w:rPr>
+      </w:pPr>
+      <w:proofErr w:type="spellStart"/>
+      <w:r>
+        <w:rPr>
+          <w:rFonts w:ascii="Courier New" w:hAnsi="Courier New" w:cs="Courier New"/>
+          <w:sz w:val="20"/>
+          <w:szCs w:val="20"/>
+          <w:lang w:val="uk-UA"/>
+        </w:rPr>
+        <w:t>variant_number</w:t>
+      </w:r>
+      <w:proofErr w:type="spellEnd"/>
+      <w:r>
+        <w:rPr>
+          <w:rFonts w:ascii="Courier New" w:hAnsi="Courier New" w:cs="Courier New"/>
+          <w:sz w:val="20"/>
+          <w:szCs w:val="20"/>
+          <w:lang w:val="uk-UA"/>
+        </w:rPr>
+        <w:t xml:space="preserve"> = </w:t>
+      </w:r>
+      <w:r>
+        <w:rPr>
+          <w:rFonts w:ascii="Courier New" w:hAnsi="Courier New" w:cs="Courier New"/>
+          <w:sz w:val="20"/>
+          <w:szCs w:val="20"/>
+          <w:lang w:val="uk-UA"/>
+        </w:rPr>
+        <w:t>2</w:t>
+      </w:r>
+      <w:r>
+        <w:rPr>
+          <w:rFonts w:ascii="Courier New" w:hAnsi="Courier New" w:cs="Courier New"/>
+          <w:sz w:val="20"/>
+          <w:szCs w:val="20"/>
+          <w:lang w:val="uk-UA"/>
+        </w:rPr>
+        <w:t>1</w:t>
+      </w:r>
+    </w:p>
+    <w:bookmarkEnd w:id="0"/>
     <w:p>
       <w:pPr>
         <w:pStyle w:val="affa"/>
         <w:spacing w:before="0" w:beforeAutospacing="0" w:after="0" w:afterAutospacing="0"/>
         <w:contextualSpacing/>
-        <w:rPr>
-          <w:lang w:val="uk-UA"/>
-        </w:rPr>
-      </w:pPr>
+        <w:jc w:val="center"/>
+        <w:rPr>
+          <w:lang w:val="uk-UA"/>
+        </w:rPr>
+      </w:pPr>
+      <w:r>
+        <w:rPr>
+          <w:noProof/>
+          <w:lang w:val="uk-UA"/>
+        </w:rPr>
+        <w:drawing>
+          <wp:inline distT="0" distB="0" distL="0" distR="0" wp14:anchorId="4381529E" wp14:editId="539BBCEB">
+            <wp:extent cx="4102443" cy="1046714"/>
+            <wp:effectExtent l="0" t="0" r="0" b="1270"/>
+            <wp:docPr id="1" name="Рисунок 1"/>
+            <wp:cNvGraphicFramePr>
+              <a:graphicFrameLocks xmlns:a="http://schemas.openxmlformats.org/drawingml/2006/main" noChangeAspect="1"/>
+            </wp:cNvGraphicFramePr>
+            <a:graphic xmlns:a="http://schemas.openxmlformats.org/drawingml/2006/main">
+              <a:graphicData uri="http://schemas.openxmlformats.org/drawingml/2006/picture">
+                <pic:pic xmlns:pic="http://schemas.openxmlformats.org/drawingml/2006/picture">
+                  <pic:nvPicPr>
+                    <pic:cNvPr id="1" name=""/>
+                    <pic:cNvPicPr/>
+                  </pic:nvPicPr>
+                  <pic:blipFill>
+                    <a:blip r:embed="rId9"/>
+                    <a:stretch>
+                      <a:fillRect/>
+                    </a:stretch>
+                  </pic:blipFill>
+                  <pic:spPr>
+                    <a:xfrm>
+                      <a:off x="0" y="0"/>
+                      <a:ext cx="4116462" cy="1050291"/>
+                    </a:xfrm>
+                    <a:prstGeom prst="rect">
+                      <a:avLst/>
+                    </a:prstGeom>
+                  </pic:spPr>
+                </pic:pic>
+              </a:graphicData>
+            </a:graphic>
+          </wp:inline>
+        </w:drawing>
+      </w:r>
     </w:p>
     <w:p>
       <w:pPr>
-        <w:pStyle w:val="1"/>
-        <w:spacing w:before="0"/>
-        <w:ind w:firstLine="567"/>
+        <w:pStyle w:val="affa"/>
+        <w:spacing w:before="0" w:beforeAutospacing="0" w:after="0" w:afterAutospacing="0"/>
         <w:contextualSpacing/>
-        <w:jc w:val="both"/>
-        <w:rPr>
-          <w:rFonts w:ascii="Times New Roman" w:hAnsi="Times New Roman" w:cs="Times New Roman"/>
-          <w:color w:val="auto"/>
-          <w:sz w:val="24"/>
-          <w:szCs w:val="24"/>
-          <w:lang w:val="uk-UA"/>
-        </w:rPr>
-      </w:pPr>
-      <w:r>
-        <w:rPr>
-          <w:rFonts w:ascii="Times New Roman" w:hAnsi="Times New Roman" w:cs="Times New Roman"/>
-          <w:color w:val="auto"/>
-          <w:sz w:val="24"/>
-          <w:szCs w:val="24"/>
-          <w:lang w:val="uk-UA"/>
-        </w:rPr>
-        <w:t>Висновки</w:t>
+        <w:jc w:val="center"/>
+        <w:rPr>
+          <w:lang w:val="uk-UA"/>
+        </w:rPr>
+      </w:pPr>
+      <w:r>
+        <w:rPr>
+          <w:lang w:val="uk-UA"/>
+        </w:rPr>
+        <w:t>Рис. 2</w:t>
+      </w:r>
+      <w:r>
+        <w:rPr>
+          <w:lang w:val="uk-UA"/>
+        </w:rPr>
+        <w:t>. Введення індивідуальних даних студента</w:t>
       </w:r>
     </w:p>
     <w:p>
       <w:pPr>
-        <w:ind w:firstLine="567"/>
+        <w:pStyle w:val="affa"/>
+        <w:spacing w:before="0" w:beforeAutospacing="0" w:after="0" w:afterAutospacing="0"/>
         <w:contextualSpacing/>
-        <w:jc w:val="both"/>
-        <w:rPr>
-          <w:rFonts w:cs="Times New Roman"/>
-          <w:szCs w:val="24"/>
-          <w:lang w:val="uk-UA"/>
-        </w:rPr>
-      </w:pPr>
-      <w:r>
-        <w:rPr>
-          <w:rFonts w:cs="Times New Roman"/>
-          <w:szCs w:val="24"/>
-          <w:lang w:val="uk-UA"/>
-        </w:rPr>
-        <w:t>У ході роботи було виконано перв</w:t>
-      </w:r>
-      <w:r>
-        <w:rPr>
-          <w:rFonts w:cs="Times New Roman"/>
-          <w:szCs w:val="24"/>
-          <w:lang w:val="uk-UA"/>
-        </w:rPr>
-        <w:t>инний аналіз даних, досліджено їх структуру та розподіл класів. Отримані результати дозволяють зробити висновок про придатність даних для подальшого моделювання.</w:t>
-      </w:r>
+        <w:rPr>
+          <w:lang w:val="uk-UA"/>
+        </w:rPr>
+      </w:pPr>
     </w:p>
     <w:p>
       <w:pPr>
-        <w:ind w:firstLine="567"/>
+        <w:pStyle w:val="ae"/>
+        <w:numPr>
+          <w:ilvl w:val="0"/>
+          <w:numId w:val="11"/>
+        </w:numPr>
+        <w:shd w:val="clear" w:color="auto" w:fill="FFFFFF"/>
+        <w:spacing w:before="100" w:beforeAutospacing="1" w:after="100" w:afterAutospacing="1"/>
+        <w:ind w:left="0" w:firstLine="567"/>
+        <w:rPr>
+          <w:rFonts w:ascii="Segoe UI" w:eastAsia="Times New Roman" w:hAnsi="Segoe UI" w:cs="Segoe UI"/>
+          <w:szCs w:val="24"/>
+          <w:lang w:val="uk-UA"/>
+        </w:rPr>
+      </w:pPr>
+      <w:bookmarkStart w:id="1" w:name="_Hlk225126523"/>
+      <w:r>
+        <w:rPr>
+          <w:szCs w:val="24"/>
+          <w:lang w:val="uk-UA"/>
+        </w:rPr>
+        <w:t xml:space="preserve">Вище знайти кнопку «Виконати всі», почекати деякий час, доки внизу блоку «2. </w:t>
+      </w:r>
+      <w:r>
+        <w:rPr>
+          <w:rFonts w:eastAsia="Times New Roman" w:cs="Times New Roman"/>
+          <w:szCs w:val="24"/>
+          <w:lang w:val="uk-UA"/>
+        </w:rPr>
+        <w:t>Запустіть код, натисніть кнопку "Вибрати файли" та виберіть датасет, що відповідає номеру вашого варіанта</w:t>
+      </w:r>
+      <w:r>
+        <w:rPr>
+          <w:lang w:val="uk-UA"/>
+        </w:rPr>
+        <w:t>» з’явиться кнопка «Вибрати файли», натиснути її та вибрати завантажений раніше файл</w:t>
+      </w:r>
+      <w:r>
+        <w:rPr>
+          <w:i/>
+          <w:iCs/>
+          <w:szCs w:val="24"/>
+          <w:lang w:val="uk-UA"/>
+        </w:rPr>
+        <w:t xml:space="preserve"> </w:t>
+      </w:r>
+      <w:r>
+        <w:rPr>
+          <w:i/>
+          <w:iCs/>
+          <w:szCs w:val="24"/>
+          <w:lang w:val="uk-UA"/>
+        </w:rPr>
+        <w:t>synthetic_nls_kdd_X.csv</w:t>
+      </w:r>
+      <w:r>
+        <w:rPr>
+          <w:szCs w:val="24"/>
+          <w:lang w:val="uk-UA"/>
+        </w:rPr>
+        <w:t>.</w:t>
+      </w:r>
+    </w:p>
+    <w:p>
+      <w:pPr>
+        <w:pStyle w:val="ae"/>
+        <w:numPr>
+          <w:ilvl w:val="0"/>
+          <w:numId w:val="11"/>
+        </w:numPr>
+        <w:shd w:val="clear" w:color="auto" w:fill="FFFFFF"/>
+        <w:spacing w:before="100" w:beforeAutospacing="1" w:after="100" w:afterAutospacing="1"/>
+        <w:ind w:left="0" w:firstLine="567"/>
+        <w:rPr>
+          <w:szCs w:val="24"/>
+          <w:lang w:val="uk-UA"/>
+        </w:rPr>
+      </w:pPr>
+      <w:r>
+        <w:rPr>
+          <w:szCs w:val="24"/>
+          <w:lang w:val="uk-UA"/>
+        </w:rPr>
+        <w:t>Дочекатися, поки датасет завантажиться, про що свідчитиме приблизно наступний текст (рис. 3)</w:t>
+      </w:r>
+    </w:p>
+    <w:bookmarkEnd w:id="1"/>
+    <w:p>
+      <w:pPr>
+        <w:pStyle w:val="ae"/>
+        <w:shd w:val="clear" w:color="auto" w:fill="FFFFFF"/>
+        <w:spacing w:before="100" w:beforeAutospacing="1" w:after="100" w:afterAutospacing="1"/>
+        <w:ind w:left="567"/>
+        <w:rPr>
+          <w:szCs w:val="24"/>
+          <w:lang w:val="uk-UA"/>
+        </w:rPr>
+      </w:pPr>
+    </w:p>
+    <w:p>
+      <w:pPr>
+        <w:pStyle w:val="ae"/>
+        <w:shd w:val="clear" w:color="auto" w:fill="FFFFFF"/>
+        <w:spacing w:before="100" w:beforeAutospacing="1" w:after="100" w:afterAutospacing="1"/>
+        <w:ind w:left="0" w:firstLine="567"/>
+        <w:rPr>
+          <w:szCs w:val="24"/>
+          <w:lang w:val="uk-UA"/>
+        </w:rPr>
+      </w:pPr>
+      <w:r>
+        <w:rPr>
+          <w:noProof/>
+        </w:rPr>
+        <w:drawing>
+          <wp:inline distT="0" distB="0" distL="0" distR="0" wp14:anchorId="717CF8E2" wp14:editId="6264EB70">
+            <wp:extent cx="5753100" cy="552450"/>
+            <wp:effectExtent l="0" t="0" r="0" b="0"/>
+            <wp:docPr id="4" name="Рисунок 4"/>
+            <wp:cNvGraphicFramePr>
+              <a:graphicFrameLocks xmlns:a="http://schemas.openxmlformats.org/drawingml/2006/main" noChangeAspect="1"/>
+            </wp:cNvGraphicFramePr>
+            <a:graphic xmlns:a="http://schemas.openxmlformats.org/drawingml/2006/main">
+              <a:graphicData uri="http://schemas.openxmlformats.org/drawingml/2006/picture">
+                <pic:pic xmlns:pic="http://schemas.openxmlformats.org/drawingml/2006/picture">
+                  <pic:nvPicPr>
+                    <pic:cNvPr id="1" name=""/>
+                    <pic:cNvPicPr/>
+                  </pic:nvPicPr>
+                  <pic:blipFill>
+                    <a:blip r:embed="rId10"/>
+                    <a:stretch>
+                      <a:fillRect/>
+                    </a:stretch>
+                  </pic:blipFill>
+                  <pic:spPr>
+                    <a:xfrm>
+                      <a:off x="0" y="0"/>
+                      <a:ext cx="5753100" cy="552450"/>
+                    </a:xfrm>
+                    <a:prstGeom prst="rect">
+                      <a:avLst/>
+                    </a:prstGeom>
+                  </pic:spPr>
+                </pic:pic>
+              </a:graphicData>
+            </a:graphic>
+          </wp:inline>
+        </w:drawing>
+      </w:r>
+    </w:p>
+    <w:p>
+      <w:pPr>
+        <w:pStyle w:val="ae"/>
+        <w:shd w:val="clear" w:color="auto" w:fill="FFFFFF"/>
+        <w:spacing w:before="100" w:beforeAutospacing="1" w:after="100" w:afterAutospacing="1"/>
+        <w:ind w:left="0" w:firstLine="567"/>
+        <w:jc w:val="center"/>
+        <w:rPr>
+          <w:szCs w:val="24"/>
+          <w:lang w:val="uk-UA"/>
+        </w:rPr>
+      </w:pPr>
+      <w:r>
+        <w:rPr>
+          <w:szCs w:val="24"/>
+          <w:lang w:val="uk-UA"/>
+        </w:rPr>
+        <w:t>Рис. 3</w:t>
+      </w:r>
+      <w:r>
+        <w:rPr>
+          <w:szCs w:val="24"/>
+          <w:lang w:val="uk-UA"/>
+        </w:rPr>
+        <w:t>. Завантаження датасет</w:t>
+      </w:r>
+      <w:r>
+        <w:rPr>
+          <w:szCs w:val="24"/>
+          <w:lang w:val="uk-UA"/>
+        </w:rPr>
+        <w:t>у</w:t>
+      </w:r>
+    </w:p>
+    <w:p>
+      <w:pPr>
+        <w:pStyle w:val="ae"/>
+        <w:shd w:val="clear" w:color="auto" w:fill="FFFFFF"/>
+        <w:spacing w:before="100" w:beforeAutospacing="1" w:after="100" w:afterAutospacing="1"/>
+        <w:ind w:left="0" w:firstLine="567"/>
+        <w:jc w:val="center"/>
+        <w:rPr>
+          <w:szCs w:val="24"/>
+          <w:lang w:val="uk-UA"/>
+        </w:rPr>
+      </w:pPr>
+    </w:p>
+    <w:p>
+      <w:pPr>
+        <w:pStyle w:val="ae"/>
+        <w:numPr>
+          <w:ilvl w:val="0"/>
+          <w:numId w:val="11"/>
+        </w:numPr>
+        <w:shd w:val="clear" w:color="auto" w:fill="FFFFFF"/>
+        <w:spacing w:before="100" w:beforeAutospacing="1" w:after="100" w:afterAutospacing="1"/>
+        <w:ind w:left="0" w:firstLine="567"/>
+        <w:jc w:val="both"/>
+        <w:rPr>
+          <w:szCs w:val="24"/>
+          <w:lang w:val="uk-UA"/>
+        </w:rPr>
+      </w:pPr>
+      <w:bookmarkStart w:id="2" w:name="_Hlk225126581"/>
+      <w:r>
+        <w:rPr>
+          <w:szCs w:val="24"/>
+          <w:lang w:val="uk-UA"/>
+        </w:rPr>
+        <w:t>Дочекатися, доки код реалізації буде виконано</w:t>
+      </w:r>
+      <w:r>
+        <w:rPr>
+          <w:szCs w:val="24"/>
+          <w:lang w:val="uk-UA"/>
+        </w:rPr>
+        <w:t xml:space="preserve"> та внизу блоку «3. </w:t>
+      </w:r>
+      <w:r>
+        <w:rPr>
+          <w:szCs w:val="24"/>
+          <w:lang w:val="uk-UA"/>
+        </w:rPr>
+        <w:t>Аналіз даних датасету, їхня графічна візуалізація та генерація .</w:t>
+      </w:r>
+      <w:proofErr w:type="spellStart"/>
+      <w:r>
+        <w:rPr>
+          <w:szCs w:val="24"/>
+          <w:lang w:val="uk-UA"/>
+        </w:rPr>
+        <w:t>png</w:t>
+      </w:r>
+      <w:proofErr w:type="spellEnd"/>
+      <w:r>
+        <w:rPr>
+          <w:szCs w:val="24"/>
+          <w:lang w:val="uk-UA"/>
+        </w:rPr>
+        <w:t>-файлу</w:t>
+      </w:r>
+      <w:r>
+        <w:rPr>
+          <w:szCs w:val="24"/>
+          <w:lang w:val="uk-UA"/>
+        </w:rPr>
+        <w:t>»</w:t>
+      </w:r>
+      <w:r>
+        <w:rPr>
+          <w:szCs w:val="24"/>
+          <w:lang w:val="uk-UA"/>
+        </w:rPr>
+        <w:t xml:space="preserve"> </w:t>
+      </w:r>
+      <w:r>
+        <w:rPr>
+          <w:szCs w:val="24"/>
+          <w:lang w:val="uk-UA"/>
+        </w:rPr>
+        <w:t>з’явиться графічна візуалізація даних датасету</w:t>
+      </w:r>
+      <w:r>
+        <w:rPr>
+          <w:szCs w:val="24"/>
+          <w:lang w:val="uk-UA"/>
+        </w:rPr>
+        <w:t xml:space="preserve"> </w:t>
+      </w:r>
+      <w:bookmarkEnd w:id="2"/>
+      <w:r>
+        <w:rPr>
+          <w:szCs w:val="24"/>
+          <w:lang w:val="uk-UA"/>
+        </w:rPr>
+        <w:t>(рис. 4)</w:t>
+      </w:r>
+      <w:r>
+        <w:rPr>
+          <w:szCs w:val="24"/>
+          <w:lang w:val="uk-UA"/>
+        </w:rPr>
+        <w:t>.</w:t>
+      </w:r>
+    </w:p>
+    <w:p>
+      <w:pPr>
+        <w:pStyle w:val="ae"/>
+        <w:shd w:val="clear" w:color="auto" w:fill="FFFFFF"/>
+        <w:spacing w:before="100" w:beforeAutospacing="1" w:after="100" w:afterAutospacing="1"/>
+        <w:ind w:left="0"/>
+        <w:jc w:val="both"/>
+        <w:rPr>
+          <w:szCs w:val="24"/>
+          <w:lang w:val="uk-UA"/>
+        </w:rPr>
+      </w:pPr>
+    </w:p>
+    <w:p>
+      <w:pPr>
+        <w:pStyle w:val="ae"/>
+        <w:shd w:val="clear" w:color="auto" w:fill="FFFFFF"/>
+        <w:spacing w:before="100" w:beforeAutospacing="1" w:after="100" w:afterAutospacing="1"/>
+        <w:ind w:left="0"/>
+        <w:jc w:val="both"/>
+        <w:rPr>
+          <w:szCs w:val="24"/>
+          <w:lang w:val="uk-UA"/>
+        </w:rPr>
+      </w:pPr>
+      <w:r>
+        <w:rPr>
+          <w:noProof/>
+        </w:rPr>
+        <w:t xml:space="preserve"> </w:t>
+      </w:r>
+      <w:r>
+        <w:rPr>
+          <w:noProof/>
+        </w:rPr>
+        <w:drawing>
+          <wp:inline distT="0" distB="0" distL="0" distR="0" wp14:anchorId="2563DE35" wp14:editId="03506209">
+            <wp:extent cx="6603729" cy="2710815"/>
+            <wp:effectExtent l="0" t="0" r="6985" b="0"/>
+            <wp:docPr id="5" name="Рисунок 5"/>
+            <wp:cNvGraphicFramePr>
+              <a:graphicFrameLocks xmlns:a="http://schemas.openxmlformats.org/drawingml/2006/main" noChangeAspect="1"/>
+            </wp:cNvGraphicFramePr>
+            <a:graphic xmlns:a="http://schemas.openxmlformats.org/drawingml/2006/main">
+              <a:graphicData uri="http://schemas.openxmlformats.org/drawingml/2006/picture">
+                <pic:pic xmlns:pic="http://schemas.openxmlformats.org/drawingml/2006/picture">
+                  <pic:nvPicPr>
+                    <pic:cNvPr id="1" name=""/>
+                    <pic:cNvPicPr/>
+                  </pic:nvPicPr>
+                  <pic:blipFill rotWithShape="1">
+                    <a:blip r:embed="rId11"/>
+                    <a:srcRect l="847" t="1175" b="1"/>
+                    <a:stretch/>
+                  </pic:blipFill>
+                  <pic:spPr bwMode="auto">
+                    <a:xfrm>
+                      <a:off x="0" y="0"/>
+                      <a:ext cx="6604116" cy="2710974"/>
+                    </a:xfrm>
+                    <a:prstGeom prst="rect">
+                      <a:avLst/>
+                    </a:prstGeom>
+                    <a:ln>
+                      <a:noFill/>
+                    </a:ln>
+                    <a:extLst>
+                      <a:ext uri="{53640926-AAD7-44D8-BBD7-CCE9431645EC}">
+                        <a14:shadowObscured xmlns:a14="http://schemas.microsoft.com/office/drawing/2010/main"/>
+                      </a:ext>
+                    </a:extLst>
+                  </pic:spPr>
+                </pic:pic>
+              </a:graphicData>
+            </a:graphic>
+          </wp:inline>
+        </w:drawing>
+      </w:r>
+    </w:p>
+    <w:p>
+      <w:pPr>
+        <w:shd w:val="clear" w:color="auto" w:fill="FFFFFF"/>
+        <w:spacing w:before="100" w:beforeAutospacing="1" w:after="100" w:afterAutospacing="1"/>
+        <w:ind w:left="567"/>
+        <w:jc w:val="center"/>
+        <w:rPr>
+          <w:szCs w:val="24"/>
+          <w:lang w:val="uk-UA"/>
+        </w:rPr>
+      </w:pPr>
+      <w:r>
+        <w:rPr>
+          <w:szCs w:val="24"/>
+          <w:lang w:val="uk-UA"/>
+        </w:rPr>
+        <w:t>Рис. 4</w:t>
+      </w:r>
+      <w:r>
+        <w:rPr>
+          <w:szCs w:val="24"/>
+          <w:lang w:val="uk-UA"/>
+        </w:rPr>
+        <w:t>. Фрагмент графічної візуалізації вмісту датасет</w:t>
+      </w:r>
+      <w:r>
+        <w:rPr>
+          <w:szCs w:val="24"/>
+          <w:lang w:val="uk-UA"/>
+        </w:rPr>
+        <w:t>у</w:t>
+      </w:r>
+    </w:p>
+    <w:p>
+      <w:pPr>
+        <w:pStyle w:val="ae"/>
+        <w:numPr>
+          <w:ilvl w:val="0"/>
+          <w:numId w:val="11"/>
+        </w:numPr>
+        <w:shd w:val="clear" w:color="auto" w:fill="FFFFFF"/>
+        <w:spacing w:before="100" w:beforeAutospacing="1" w:after="100" w:afterAutospacing="1"/>
+        <w:ind w:left="0" w:firstLine="567"/>
+        <w:jc w:val="both"/>
+        <w:rPr>
+          <w:rFonts w:ascii="Segoe UI" w:eastAsia="Times New Roman" w:hAnsi="Segoe UI" w:cs="Segoe UI"/>
+          <w:szCs w:val="24"/>
+          <w:lang w:val="uk-UA"/>
+        </w:rPr>
+      </w:pPr>
+      <w:bookmarkStart w:id="3" w:name="_Hlk225126668"/>
+      <w:r>
+        <w:rPr>
+          <w:szCs w:val="24"/>
+          <w:lang w:val="uk-UA"/>
+        </w:rPr>
+        <w:t xml:space="preserve">Зліва натиснути на іконку «Файли», у новому вікні знайти новий </w:t>
+      </w:r>
+      <w:r>
+        <w:rPr>
+          <w:szCs w:val="24"/>
+          <w:lang w:val="uk-UA"/>
+        </w:rPr>
+        <w:t xml:space="preserve">графічний </w:t>
+      </w:r>
+      <w:r>
+        <w:rPr>
+          <w:szCs w:val="24"/>
+          <w:lang w:val="uk-UA"/>
+        </w:rPr>
+        <w:t>файл</w:t>
+      </w:r>
+      <w:r>
+        <w:rPr>
+          <w:szCs w:val="24"/>
+          <w:lang w:val="uk-UA"/>
+        </w:rPr>
+        <w:t xml:space="preserve"> із назвою формату </w:t>
+      </w:r>
+      <w:r>
+        <w:rPr>
+          <w:i/>
+          <w:iCs/>
+          <w:szCs w:val="24"/>
+          <w:lang w:val="uk-UA"/>
+        </w:rPr>
+        <w:t xml:space="preserve">ЛР1 </w:t>
+      </w:r>
+      <w:r>
+        <w:rPr>
+          <w:i/>
+          <w:iCs/>
+          <w:szCs w:val="24"/>
+          <w:lang w:val="uk-UA"/>
+        </w:rPr>
+        <w:t xml:space="preserve">— </w:t>
+      </w:r>
+      <w:r>
+        <w:rPr>
+          <w:i/>
+          <w:iCs/>
+          <w:szCs w:val="24"/>
+          <w:lang w:val="uk-UA"/>
+        </w:rPr>
+        <w:t xml:space="preserve">Прізвище Ім’я </w:t>
+      </w:r>
+      <w:r>
+        <w:rPr>
+          <w:i/>
+          <w:iCs/>
+          <w:szCs w:val="24"/>
+          <w:lang w:val="uk-UA"/>
+        </w:rPr>
+        <w:t xml:space="preserve">— </w:t>
+      </w:r>
+      <w:r>
+        <w:rPr>
+          <w:i/>
+          <w:iCs/>
+          <w:szCs w:val="24"/>
+          <w:lang w:val="uk-UA"/>
+        </w:rPr>
+        <w:t xml:space="preserve"> Варіант</w:t>
+      </w:r>
+      <w:r>
+        <w:rPr>
+          <w:szCs w:val="24"/>
+          <w:lang w:val="uk-UA"/>
+        </w:rPr>
+        <w:t xml:space="preserve"> </w:t>
+      </w:r>
+      <w:r>
+        <w:rPr>
+          <w:i/>
+          <w:iCs/>
+          <w:szCs w:val="24"/>
+        </w:rPr>
+        <w:t>X</w:t>
+      </w:r>
+      <w:r>
+        <w:rPr>
+          <w:i/>
+          <w:iCs/>
+          <w:szCs w:val="24"/>
+        </w:rPr>
+        <w:t>.png</w:t>
+      </w:r>
+      <w:r>
+        <w:rPr>
+          <w:szCs w:val="24"/>
+          <w:lang w:val="uk-UA"/>
+        </w:rPr>
+        <w:t xml:space="preserve"> та завантажити його</w:t>
+      </w:r>
+      <w:r>
+        <w:rPr>
+          <w:szCs w:val="24"/>
+          <w:lang w:val="uk-UA"/>
+        </w:rPr>
+        <w:t xml:space="preserve"> на свій ПК</w:t>
+      </w:r>
+      <w:bookmarkEnd w:id="3"/>
+      <w:r>
+        <w:rPr>
+          <w:szCs w:val="24"/>
+          <w:lang w:val="uk-UA"/>
+        </w:rPr>
+        <w:t xml:space="preserve"> (рис. 5).</w:t>
+      </w:r>
+    </w:p>
+    <w:p>
+      <w:pPr>
+        <w:shd w:val="clear" w:color="auto" w:fill="FFFFFF"/>
+        <w:spacing w:before="100" w:beforeAutospacing="1" w:after="100" w:afterAutospacing="1"/>
+        <w:jc w:val="both"/>
+        <w:rPr>
+          <w:rFonts w:ascii="Segoe UI" w:eastAsia="Times New Roman" w:hAnsi="Segoe UI" w:cs="Segoe UI"/>
+          <w:szCs w:val="24"/>
+          <w:lang w:val="uk-UA"/>
+        </w:rPr>
+      </w:pPr>
+    </w:p>
+    <w:p>
+      <w:pPr>
+        <w:shd w:val="clear" w:color="auto" w:fill="FFFFFF"/>
+        <w:spacing w:before="100" w:beforeAutospacing="1" w:after="100" w:afterAutospacing="1"/>
+        <w:jc w:val="center"/>
+        <w:rPr>
+          <w:rFonts w:ascii="Segoe UI" w:eastAsia="Times New Roman" w:hAnsi="Segoe UI" w:cs="Segoe UI"/>
+          <w:szCs w:val="24"/>
+          <w:lang w:val="uk-UA"/>
+        </w:rPr>
+      </w:pPr>
+      <w:r>
+        <w:rPr>
+          <w:noProof/>
+        </w:rPr>
+        <w:lastRenderedPageBreak/>
+        <w:drawing>
+          <wp:inline distT="0" distB="0" distL="0" distR="0" wp14:anchorId="5B4F5057" wp14:editId="184B7AAC">
+            <wp:extent cx="3822356" cy="2426365"/>
+            <wp:effectExtent l="0" t="0" r="6985" b="0"/>
+            <wp:docPr id="6" name="Рисунок 6"/>
+            <wp:cNvGraphicFramePr>
+              <a:graphicFrameLocks xmlns:a="http://schemas.openxmlformats.org/drawingml/2006/main" noChangeAspect="1"/>
+            </wp:cNvGraphicFramePr>
+            <a:graphic xmlns:a="http://schemas.openxmlformats.org/drawingml/2006/main">
+              <a:graphicData uri="http://schemas.openxmlformats.org/drawingml/2006/picture">
+                <pic:pic xmlns:pic="http://schemas.openxmlformats.org/drawingml/2006/picture">
+                  <pic:nvPicPr>
+                    <pic:cNvPr id="1" name=""/>
+                    <pic:cNvPicPr/>
+                  </pic:nvPicPr>
+                  <pic:blipFill>
+                    <a:blip r:embed="rId12"/>
+                    <a:stretch>
+                      <a:fillRect/>
+                    </a:stretch>
+                  </pic:blipFill>
+                  <pic:spPr>
+                    <a:xfrm>
+                      <a:off x="0" y="0"/>
+                      <a:ext cx="3843777" cy="2439962"/>
+                    </a:xfrm>
+                    <a:prstGeom prst="rect">
+                      <a:avLst/>
+                    </a:prstGeom>
+                  </pic:spPr>
+                </pic:pic>
+              </a:graphicData>
+            </a:graphic>
+          </wp:inline>
+        </w:drawing>
+      </w:r>
+    </w:p>
+    <w:p>
+      <w:pPr>
+        <w:shd w:val="clear" w:color="auto" w:fill="FFFFFF"/>
+        <w:spacing w:before="100" w:beforeAutospacing="1" w:after="100" w:afterAutospacing="1"/>
+        <w:jc w:val="center"/>
+        <w:rPr>
+          <w:noProof/>
+          <w:lang w:val="uk-UA"/>
+        </w:rPr>
+      </w:pPr>
+      <w:r>
+        <w:rPr>
+          <w:noProof/>
+          <w:lang w:val="uk-UA"/>
+        </w:rPr>
+        <w:t>Рис. 5</w:t>
+      </w:r>
+      <w:r>
+        <w:rPr>
+          <w:noProof/>
+          <w:lang w:val="uk-UA"/>
+        </w:rPr>
+        <w:t xml:space="preserve">. Завантаження підсумкового графічного </w:t>
+      </w:r>
+      <w:r>
+        <w:rPr>
+          <w:noProof/>
+        </w:rPr>
+        <w:t>.png-</w:t>
+      </w:r>
+      <w:r>
+        <w:rPr>
+          <w:noProof/>
+          <w:lang w:val="uk-UA"/>
+        </w:rPr>
+        <w:t>файлу із візуальним аналізом даних</w:t>
+      </w:r>
+    </w:p>
+    <w:p>
+      <w:pPr>
+        <w:pStyle w:val="ae"/>
+        <w:numPr>
+          <w:ilvl w:val="0"/>
+          <w:numId w:val="11"/>
+        </w:numPr>
+        <w:shd w:val="clear" w:color="auto" w:fill="FFFFFF"/>
+        <w:spacing w:before="100" w:beforeAutospacing="1" w:after="100" w:afterAutospacing="1"/>
+        <w:ind w:left="0" w:firstLine="567"/>
+        <w:jc w:val="both"/>
+        <w:rPr>
+          <w:noProof/>
+          <w:lang w:val="uk-UA"/>
+        </w:rPr>
+      </w:pPr>
+      <w:bookmarkStart w:id="4" w:name="_Hlk225126787"/>
+      <w:r>
+        <w:rPr>
+          <w:noProof/>
+          <w:lang w:val="uk-UA"/>
+        </w:rPr>
+        <w:t xml:space="preserve">Завантажити у </w:t>
+      </w:r>
+      <w:r>
+        <w:rPr>
+          <w:noProof/>
+          <w:lang w:val="uk-UA"/>
+        </w:rPr>
+        <w:t xml:space="preserve">завдання лабораторної роботи №1 у </w:t>
+      </w:r>
+      <w:r>
+        <w:rPr>
+          <w:noProof/>
+        </w:rPr>
+        <w:t xml:space="preserve">Google Classroom </w:t>
+      </w:r>
+      <w:r>
+        <w:rPr>
+          <w:noProof/>
+          <w:lang w:val="uk-UA"/>
+        </w:rPr>
+        <w:t>наступні документи:</w:t>
+      </w:r>
+    </w:p>
+    <w:p>
+      <w:pPr>
+        <w:pStyle w:val="ae"/>
+        <w:shd w:val="clear" w:color="auto" w:fill="FFFFFF"/>
+        <w:spacing w:before="100" w:beforeAutospacing="1" w:after="100" w:afterAutospacing="1"/>
+        <w:ind w:left="927"/>
+        <w:jc w:val="both"/>
+        <w:rPr>
+          <w:noProof/>
+          <w:lang w:val="uk-UA"/>
+        </w:rPr>
+      </w:pPr>
+    </w:p>
+    <w:p>
+      <w:pPr>
+        <w:pStyle w:val="ae"/>
+        <w:numPr>
+          <w:ilvl w:val="1"/>
+          <w:numId w:val="14"/>
+        </w:numPr>
+        <w:shd w:val="clear" w:color="auto" w:fill="FFFFFF"/>
+        <w:spacing w:before="100" w:beforeAutospacing="1" w:after="100" w:afterAutospacing="1"/>
+        <w:ind w:left="0" w:firstLine="567"/>
+        <w:jc w:val="both"/>
+        <w:rPr>
+          <w:noProof/>
+          <w:lang w:val="uk-UA"/>
+        </w:rPr>
+      </w:pPr>
+      <w:r>
+        <w:rPr>
+          <w:noProof/>
+          <w:lang w:val="uk-UA"/>
+        </w:rPr>
+        <w:t xml:space="preserve"> Графічний файл </w:t>
+      </w:r>
+      <w:r>
+        <w:rPr>
+          <w:i/>
+          <w:iCs/>
+          <w:szCs w:val="24"/>
+          <w:lang w:val="uk-UA"/>
+        </w:rPr>
+        <w:t>ЛР1 — Прізвище Ім’я —  Варіант</w:t>
+      </w:r>
+      <w:r>
+        <w:rPr>
+          <w:szCs w:val="24"/>
+          <w:lang w:val="uk-UA"/>
+        </w:rPr>
+        <w:t xml:space="preserve"> </w:t>
+      </w:r>
+      <w:r>
+        <w:rPr>
+          <w:i/>
+          <w:iCs/>
+          <w:szCs w:val="24"/>
+        </w:rPr>
+        <w:t>X</w:t>
+      </w:r>
+      <w:r>
+        <w:rPr>
+          <w:i/>
+          <w:iCs/>
+          <w:szCs w:val="24"/>
+        </w:rPr>
+        <w:t>.png</w:t>
+      </w:r>
+      <w:r>
+        <w:rPr>
+          <w:i/>
+          <w:iCs/>
+          <w:szCs w:val="24"/>
+          <w:lang w:val="uk-UA"/>
+        </w:rPr>
+        <w:t xml:space="preserve">, </w:t>
+      </w:r>
+      <w:r>
+        <w:rPr>
+          <w:szCs w:val="24"/>
+          <w:lang w:val="uk-UA"/>
+        </w:rPr>
+        <w:t>отриманий в результаті виконання вищеописаних кроків</w:t>
+      </w:r>
+      <w:r>
+        <w:rPr>
+          <w:i/>
+          <w:iCs/>
+          <w:szCs w:val="24"/>
+          <w:lang w:val="uk-UA"/>
+        </w:rPr>
+        <w:t>.</w:t>
+      </w:r>
+    </w:p>
+    <w:p>
+      <w:pPr>
+        <w:pStyle w:val="ae"/>
+        <w:numPr>
+          <w:ilvl w:val="1"/>
+          <w:numId w:val="14"/>
+        </w:numPr>
+        <w:shd w:val="clear" w:color="auto" w:fill="FFFFFF"/>
+        <w:spacing w:before="100" w:beforeAutospacing="1" w:after="100" w:afterAutospacing="1"/>
+        <w:ind w:left="0" w:firstLine="567"/>
+        <w:jc w:val="both"/>
+        <w:rPr>
+          <w:noProof/>
+          <w:lang w:val="uk-UA"/>
+        </w:rPr>
+      </w:pPr>
+      <w:r>
+        <w:rPr>
+          <w:szCs w:val="24"/>
+          <w:lang w:val="uk-UA"/>
+        </w:rPr>
+        <w:t xml:space="preserve">Звіт </w:t>
+      </w:r>
+      <w:r>
+        <w:rPr>
+          <w:szCs w:val="24"/>
+          <w:lang w:val="uk-UA"/>
+        </w:rPr>
+        <w:t>з</w:t>
+      </w:r>
+      <w:r>
+        <w:rPr>
+          <w:szCs w:val="24"/>
+          <w:lang w:val="uk-UA"/>
+        </w:rPr>
+        <w:t xml:space="preserve"> лабораторн</w:t>
+      </w:r>
+      <w:r>
+        <w:rPr>
+          <w:szCs w:val="24"/>
+          <w:lang w:val="uk-UA"/>
+        </w:rPr>
+        <w:t>ої</w:t>
+      </w:r>
+      <w:r>
+        <w:rPr>
+          <w:szCs w:val="24"/>
+          <w:lang w:val="uk-UA"/>
+        </w:rPr>
+        <w:t xml:space="preserve"> робот</w:t>
+      </w:r>
+      <w:r>
+        <w:rPr>
+          <w:szCs w:val="24"/>
+          <w:lang w:val="uk-UA"/>
+        </w:rPr>
+        <w:t>и</w:t>
+      </w:r>
+      <w:r>
+        <w:rPr>
+          <w:szCs w:val="24"/>
+          <w:lang w:val="uk-UA"/>
+        </w:rPr>
+        <w:t xml:space="preserve"> у форматі </w:t>
+      </w:r>
+      <w:r>
+        <w:rPr>
+          <w:i/>
+          <w:iCs/>
+          <w:szCs w:val="24"/>
+        </w:rPr>
+        <w:t>.docx</w:t>
+      </w:r>
+      <w:r>
+        <w:rPr>
+          <w:i/>
+          <w:iCs/>
+          <w:szCs w:val="24"/>
+          <w:lang w:val="uk-UA"/>
+        </w:rPr>
+        <w:t xml:space="preserve">, </w:t>
+      </w:r>
+      <w:r>
+        <w:rPr>
+          <w:szCs w:val="24"/>
+          <w:lang w:val="uk-UA"/>
+        </w:rPr>
+        <w:t xml:space="preserve">що включатиме </w:t>
+      </w:r>
+      <w:r>
+        <w:rPr>
+          <w:szCs w:val="24"/>
+          <w:lang w:val="uk-UA"/>
+        </w:rPr>
+        <w:t xml:space="preserve">детальний </w:t>
+      </w:r>
+      <w:r>
+        <w:rPr>
+          <w:szCs w:val="24"/>
+          <w:lang w:val="uk-UA"/>
+        </w:rPr>
+        <w:t>опис</w:t>
+      </w:r>
+      <w:r>
+        <w:rPr>
+          <w:szCs w:val="24"/>
+          <w:lang w:val="uk-UA"/>
+        </w:rPr>
+        <w:t xml:space="preserve"> проведеної роботи</w:t>
+      </w:r>
+      <w:r>
+        <w:rPr>
+          <w:szCs w:val="24"/>
+          <w:lang w:val="uk-UA"/>
+        </w:rPr>
+        <w:t xml:space="preserve"> та етапів її виконання, а також </w:t>
+      </w:r>
+      <w:r>
+        <w:rPr>
+          <w:szCs w:val="24"/>
+          <w:lang w:val="uk-UA"/>
+        </w:rPr>
+        <w:t>отриманих результатів</w:t>
+      </w:r>
+      <w:r>
+        <w:rPr>
+          <w:szCs w:val="24"/>
+          <w:lang w:val="uk-UA"/>
+        </w:rPr>
+        <w:t xml:space="preserve">. Проаналізувати </w:t>
+      </w:r>
+      <w:r>
+        <w:rPr>
+          <w:szCs w:val="24"/>
+          <w:lang w:val="uk-UA"/>
+        </w:rPr>
+        <w:t xml:space="preserve">дані датасету відповідно до отриманої візуалізації та зробити </w:t>
+      </w:r>
+      <w:proofErr w:type="spellStart"/>
+      <w:r>
+        <w:t>наступні</w:t>
+      </w:r>
+      <w:proofErr w:type="spellEnd"/>
+      <w:r>
+        <w:rPr>
+          <w:szCs w:val="24"/>
+          <w:lang w:val="uk-UA"/>
+        </w:rPr>
+        <w:t xml:space="preserve"> висновки:</w:t>
+      </w:r>
+    </w:p>
+    <w:p>
+      <w:pPr>
+        <w:pStyle w:val="ae"/>
+        <w:shd w:val="clear" w:color="auto" w:fill="FFFFFF"/>
+        <w:spacing w:before="100" w:beforeAutospacing="1" w:after="100" w:afterAutospacing="1"/>
+        <w:ind w:left="567"/>
+        <w:jc w:val="both"/>
+        <w:rPr>
+          <w:noProof/>
+          <w:lang w:val="uk-UA"/>
+        </w:rPr>
+      </w:pPr>
+    </w:p>
+    <w:p>
+      <w:pPr>
+        <w:pStyle w:val="ae"/>
+        <w:numPr>
+          <w:ilvl w:val="2"/>
+          <w:numId w:val="14"/>
+        </w:numPr>
+        <w:shd w:val="clear" w:color="auto" w:fill="FFFFFF"/>
+        <w:spacing w:before="100" w:beforeAutospacing="1" w:after="100" w:afterAutospacing="1"/>
+        <w:ind w:left="709" w:firstLine="567"/>
+        <w:jc w:val="both"/>
+        <w:rPr>
+          <w:noProof/>
+          <w:lang w:val="uk-UA"/>
+        </w:rPr>
+      </w:pPr>
+      <w:r>
+        <w:rPr>
+          <w:szCs w:val="24"/>
+          <w:lang w:val="uk-UA"/>
+        </w:rPr>
+        <w:t>Які класи переважають у датасеті?</w:t>
+      </w:r>
+    </w:p>
+    <w:p>
+      <w:pPr>
+        <w:pStyle w:val="ae"/>
+        <w:numPr>
+          <w:ilvl w:val="2"/>
+          <w:numId w:val="14"/>
+        </w:numPr>
+        <w:shd w:val="clear" w:color="auto" w:fill="FFFFFF"/>
+        <w:spacing w:before="100" w:beforeAutospacing="1" w:after="100" w:afterAutospacing="1"/>
+        <w:ind w:left="709" w:firstLine="567"/>
+        <w:jc w:val="both"/>
+        <w:rPr>
+          <w:noProof/>
+          <w:lang w:val="uk-UA"/>
+        </w:rPr>
+      </w:pPr>
+      <w:r>
+        <w:rPr>
+          <w:szCs w:val="24"/>
+          <w:lang w:val="uk-UA"/>
+        </w:rPr>
+        <w:t>Чи є рівномірним їх</w:t>
+      </w:r>
+      <w:r>
+        <w:rPr>
+          <w:szCs w:val="24"/>
+          <w:lang w:val="uk-UA"/>
+        </w:rPr>
+        <w:t>ній</w:t>
+      </w:r>
+      <w:r>
+        <w:rPr>
+          <w:szCs w:val="24"/>
+          <w:lang w:val="uk-UA"/>
+        </w:rPr>
+        <w:t xml:space="preserve"> розподіл?</w:t>
+      </w:r>
+    </w:p>
+    <w:p>
+      <w:pPr>
+        <w:pStyle w:val="ae"/>
+        <w:numPr>
+          <w:ilvl w:val="2"/>
+          <w:numId w:val="14"/>
+        </w:numPr>
+        <w:shd w:val="clear" w:color="auto" w:fill="FFFFFF"/>
+        <w:spacing w:before="100" w:beforeAutospacing="1" w:after="100" w:afterAutospacing="1"/>
+        <w:ind w:left="709" w:firstLine="567"/>
+        <w:jc w:val="both"/>
+        <w:rPr>
+          <w:noProof/>
+          <w:lang w:val="uk-UA"/>
+        </w:rPr>
+      </w:pPr>
+      <w:r>
+        <w:rPr>
+          <w:szCs w:val="24"/>
+          <w:lang w:val="uk-UA"/>
+        </w:rPr>
+        <w:t>Які ознаки переважають, числові чи текстові?</w:t>
+      </w:r>
+    </w:p>
+    <w:p>
+      <w:pPr>
+        <w:pStyle w:val="ae"/>
+        <w:numPr>
+          <w:ilvl w:val="2"/>
+          <w:numId w:val="14"/>
+        </w:numPr>
+        <w:shd w:val="clear" w:color="auto" w:fill="FFFFFF"/>
+        <w:spacing w:before="100" w:beforeAutospacing="1" w:after="100" w:afterAutospacing="1"/>
+        <w:ind w:left="709" w:firstLine="567"/>
+        <w:jc w:val="both"/>
+        <w:rPr>
+          <w:noProof/>
+          <w:lang w:val="uk-UA"/>
+        </w:rPr>
+      </w:pPr>
+      <w:r>
+        <w:rPr>
+          <w:szCs w:val="24"/>
+          <w:lang w:val="uk-UA"/>
+        </w:rPr>
+        <w:t xml:space="preserve">Виходячи з аналізу даних, чи придатні дані у такому вигляді для навчання </w:t>
+      </w:r>
+      <w:proofErr w:type="spellStart"/>
+      <w:r>
+        <w:rPr>
+          <w:szCs w:val="24"/>
+          <w:lang w:val="uk-UA"/>
+        </w:rPr>
+        <w:t>нейромережі</w:t>
+      </w:r>
+      <w:proofErr w:type="spellEnd"/>
+      <w:r>
+        <w:rPr>
+          <w:szCs w:val="24"/>
+          <w:lang w:val="uk-UA"/>
+        </w:rPr>
+        <w:t xml:space="preserve"> чи потрібна їхня подальша обробка?</w:t>
+      </w:r>
+    </w:p>
+    <w:p>
+      <w:pPr>
+        <w:pStyle w:val="ae"/>
+        <w:numPr>
+          <w:ilvl w:val="2"/>
+          <w:numId w:val="14"/>
+        </w:numPr>
+        <w:shd w:val="clear" w:color="auto" w:fill="FFFFFF"/>
+        <w:spacing w:before="100" w:beforeAutospacing="1" w:after="100" w:afterAutospacing="1"/>
+        <w:ind w:left="709" w:firstLine="567"/>
+        <w:jc w:val="both"/>
+        <w:rPr>
+          <w:noProof/>
+          <w:lang w:val="uk-UA"/>
+        </w:rPr>
+      </w:pPr>
+      <w:r>
+        <w:rPr>
+          <w:szCs w:val="24"/>
+          <w:lang w:val="uk-UA"/>
+        </w:rPr>
+        <w:t>Чи присутні</w:t>
+      </w:r>
+      <w:r>
+        <w:rPr>
+          <w:szCs w:val="24"/>
+          <w:lang w:val="uk-UA"/>
+        </w:rPr>
+        <w:t xml:space="preserve"> на ваш погляд</w:t>
+      </w:r>
+      <w:r>
+        <w:rPr>
+          <w:szCs w:val="24"/>
+          <w:lang w:val="uk-UA"/>
+        </w:rPr>
+        <w:t xml:space="preserve"> у файлі </w:t>
+      </w:r>
+      <w:r>
+        <w:rPr>
+          <w:i/>
+          <w:iCs/>
+          <w:szCs w:val="24"/>
+          <w:lang w:val="uk-UA"/>
+        </w:rPr>
+        <w:t>synthetic_nls_kdd_X.csv</w:t>
+      </w:r>
+      <w:r>
+        <w:rPr>
+          <w:i/>
+          <w:iCs/>
+          <w:szCs w:val="24"/>
+          <w:lang w:val="uk-UA"/>
+        </w:rPr>
+        <w:t xml:space="preserve"> </w:t>
+      </w:r>
+      <w:r>
+        <w:rPr>
+          <w:szCs w:val="24"/>
+          <w:lang w:val="uk-UA"/>
+        </w:rPr>
+        <w:t>також інші потенційні проблеми</w:t>
+      </w:r>
+      <w:r>
+        <w:rPr>
+          <w:szCs w:val="24"/>
+          <w:lang w:val="uk-UA"/>
+        </w:rPr>
+        <w:t xml:space="preserve">, які необхідно усунути перед подальшим навчанням </w:t>
+      </w:r>
+      <w:proofErr w:type="spellStart"/>
+      <w:r>
+        <w:rPr>
+          <w:szCs w:val="24"/>
+          <w:lang w:val="uk-UA"/>
+        </w:rPr>
+        <w:t>нейромережі</w:t>
+      </w:r>
+      <w:proofErr w:type="spellEnd"/>
+      <w:r>
+        <w:rPr>
+          <w:szCs w:val="24"/>
+          <w:lang w:val="uk-UA"/>
+        </w:rPr>
+        <w:t>?</w:t>
+      </w:r>
+    </w:p>
+    <w:p>
+      <w:pPr>
+        <w:pStyle w:val="ae"/>
+        <w:shd w:val="clear" w:color="auto" w:fill="FFFFFF"/>
+        <w:spacing w:before="100" w:beforeAutospacing="1" w:after="100" w:afterAutospacing="1"/>
+        <w:ind w:left="567"/>
+        <w:jc w:val="both"/>
+        <w:rPr>
+          <w:noProof/>
+          <w:lang w:val="uk-UA"/>
+        </w:rPr>
+      </w:pPr>
+    </w:p>
+    <w:p>
+      <w:pPr>
+        <w:pStyle w:val="ae"/>
+        <w:numPr>
+          <w:ilvl w:val="1"/>
+          <w:numId w:val="14"/>
+        </w:numPr>
+        <w:shd w:val="clear" w:color="auto" w:fill="FFFFFF"/>
+        <w:spacing w:before="100" w:beforeAutospacing="1" w:after="100" w:afterAutospacing="1"/>
+        <w:ind w:left="0" w:firstLine="567"/>
+        <w:jc w:val="both"/>
+        <w:rPr>
+          <w:noProof/>
+          <w:lang w:val="uk-UA"/>
+        </w:rPr>
+      </w:pPr>
+      <w:r>
+        <w:rPr>
+          <w:noProof/>
+          <w:lang w:val="uk-UA"/>
+        </w:rPr>
+        <w:t xml:space="preserve">Звіт закінчити </w:t>
+      </w:r>
+      <w:r>
+        <w:rPr>
+          <w:noProof/>
+          <w:lang w:val="uk-UA"/>
+        </w:rPr>
+        <w:t>відповідями</w:t>
+      </w:r>
+      <w:r>
+        <w:rPr>
+          <w:noProof/>
+          <w:lang w:val="uk-UA"/>
+        </w:rPr>
+        <w:t xml:space="preserve"> на зазначені нижче питання для самоконтролю.</w:t>
+      </w:r>
+    </w:p>
+    <w:bookmarkEnd w:id="4"/>
+    <w:p>
+      <w:pPr>
         <w:contextualSpacing/>
         <w:jc w:val="both"/>
         <w:rPr>
@@ -1379,24 +3585,27 @@
         <w:rPr>
           <w:lang w:val="uk-UA"/>
         </w:rPr>
-        <w:t>Яку роль відіграє візуалізація даних у первинному аналізі?</w:t>
-      </w:r>
-    </w:p>
-    <w:p>
-      <w:pPr>
-        <w:ind w:firstLine="567"/>
-        <w:contextualSpacing/>
-        <w:jc w:val="both"/>
-        <w:rPr>
-          <w:rFonts w:cs="Times New Roman"/>
-          <w:szCs w:val="24"/>
-          <w:lang w:val="uk-UA"/>
-        </w:rPr>
-      </w:pPr>
+        <w:t>Яку роль відіграє візуалізація даних у первинному аналізі</w:t>
+      </w:r>
+      <w:r>
+        <w:t xml:space="preserve"> </w:t>
+      </w:r>
+      <w:r>
+        <w:rPr>
+          <w:lang w:val="uk-UA"/>
+        </w:rPr>
+        <w:t>датасетів</w:t>
+      </w:r>
+      <w:r>
+        <w:rPr>
+          <w:lang w:val="uk-UA"/>
+        </w:rPr>
+        <w:t>?</w:t>
+      </w:r>
     </w:p>
     <w:sectPr>
       <w:pgSz w:w="12240" w:h="15840"/>
-      <w:pgMar w:top="1440" w:right="1800" w:bottom="1440" w:left="993" w:header="720" w:footer="720" w:gutter="0"/>
+      <w:pgMar w:top="1440" w:right="758" w:bottom="1440" w:left="993" w:header="720" w:footer="720" w:gutter="0"/>
       <w:cols w:space="720"/>
       <w:docGrid w:linePitch="360"/>
     </w:sectPr>
@@ -1578,6 +3787,523 @@
     </w:lvl>
   </w:abstractNum>
   <w:abstractNum w:abstractNumId="9" w15:restartNumberingAfterBreak="0">
+    <w:nsid w:val="39164A48"/>
+    <w:multiLevelType w:val="multilevel"/>
+    <w:tmpl w:val="FFCCD14A"/>
+    <w:lvl w:ilvl="0">
+      <w:start w:val="10"/>
+      <w:numFmt w:val="decimal"/>
+      <w:lvlText w:val="%1."/>
+      <w:lvlJc w:val="left"/>
+      <w:pPr>
+        <w:ind w:left="480" w:hanging="480"/>
+      </w:pPr>
+      <w:rPr>
+        <w:rFonts w:hint="default"/>
+      </w:rPr>
+    </w:lvl>
+    <w:lvl w:ilvl="1">
+      <w:start w:val="1"/>
+      <w:numFmt w:val="decimal"/>
+      <w:lvlText w:val="%1.%2."/>
+      <w:lvlJc w:val="left"/>
+      <w:pPr>
+        <w:ind w:left="1407" w:hanging="480"/>
+      </w:pPr>
+      <w:rPr>
+        <w:rFonts w:hint="default"/>
+      </w:rPr>
+    </w:lvl>
+    <w:lvl w:ilvl="2">
+      <w:start w:val="1"/>
+      <w:numFmt w:val="decimal"/>
+      <w:lvlText w:val="%1.%2.%3."/>
+      <w:lvlJc w:val="left"/>
+      <w:pPr>
+        <w:ind w:left="2574" w:hanging="720"/>
+      </w:pPr>
+      <w:rPr>
+        <w:rFonts w:hint="default"/>
+      </w:rPr>
+    </w:lvl>
+    <w:lvl w:ilvl="3">
+      <w:start w:val="1"/>
+      <w:numFmt w:val="decimal"/>
+      <w:lvlText w:val="%1.%2.%3.%4."/>
+      <w:lvlJc w:val="left"/>
+      <w:pPr>
+        <w:ind w:left="3501" w:hanging="720"/>
+      </w:pPr>
+      <w:rPr>
+        <w:rFonts w:hint="default"/>
+      </w:rPr>
+    </w:lvl>
+    <w:lvl w:ilvl="4">
+      <w:start w:val="1"/>
+      <w:numFmt w:val="decimal"/>
+      <w:lvlText w:val="%1.%2.%3.%4.%5."/>
+      <w:lvlJc w:val="left"/>
+      <w:pPr>
+        <w:ind w:left="4788" w:hanging="1080"/>
+      </w:pPr>
+      <w:rPr>
+        <w:rFonts w:hint="default"/>
+      </w:rPr>
+    </w:lvl>
+    <w:lvl w:ilvl="5">
+      <w:start w:val="1"/>
+      <w:numFmt w:val="decimal"/>
+      <w:lvlText w:val="%1.%2.%3.%4.%5.%6."/>
+      <w:lvlJc w:val="left"/>
+      <w:pPr>
+        <w:ind w:left="5715" w:hanging="1080"/>
+      </w:pPr>
+      <w:rPr>
+        <w:rFonts w:hint="default"/>
+      </w:rPr>
+    </w:lvl>
+    <w:lvl w:ilvl="6">
+      <w:start w:val="1"/>
+      <w:numFmt w:val="decimal"/>
+      <w:lvlText w:val="%1.%2.%3.%4.%5.%6.%7."/>
+      <w:lvlJc w:val="left"/>
+      <w:pPr>
+        <w:ind w:left="7002" w:hanging="1440"/>
+      </w:pPr>
+      <w:rPr>
+        <w:rFonts w:hint="default"/>
+      </w:rPr>
+    </w:lvl>
+    <w:lvl w:ilvl="7">
+      <w:start w:val="1"/>
+      <w:numFmt w:val="decimal"/>
+      <w:lvlText w:val="%1.%2.%3.%4.%5.%6.%7.%8."/>
+      <w:lvlJc w:val="left"/>
+      <w:pPr>
+        <w:ind w:left="7929" w:hanging="1440"/>
+      </w:pPr>
+      <w:rPr>
+        <w:rFonts w:hint="default"/>
+      </w:rPr>
+    </w:lvl>
+    <w:lvl w:ilvl="8">
+      <w:start w:val="1"/>
+      <w:numFmt w:val="decimal"/>
+      <w:lvlText w:val="%1.%2.%3.%4.%5.%6.%7.%8.%9."/>
+      <w:lvlJc w:val="left"/>
+      <w:pPr>
+        <w:ind w:left="9216" w:hanging="1800"/>
+      </w:pPr>
+      <w:rPr>
+        <w:rFonts w:hint="default"/>
+      </w:rPr>
+    </w:lvl>
+  </w:abstractNum>
+  <w:abstractNum w:abstractNumId="10" w15:restartNumberingAfterBreak="0">
+    <w:nsid w:val="39C1676C"/>
+    <w:multiLevelType w:val="multilevel"/>
+    <w:tmpl w:val="B15A7A6A"/>
+    <w:lvl w:ilvl="0">
+      <w:start w:val="2"/>
+      <w:numFmt w:val="decimal"/>
+      <w:lvlText w:val="%1."/>
+      <w:lvlJc w:val="left"/>
+      <w:pPr>
+        <w:tabs>
+          <w:tab w:val="num" w:pos="720"/>
+        </w:tabs>
+        <w:ind w:left="720" w:hanging="360"/>
+      </w:pPr>
+    </w:lvl>
+    <w:lvl w:ilvl="1" w:tentative="1">
+      <w:start w:val="1"/>
+      <w:numFmt w:val="decimal"/>
+      <w:lvlText w:val="%2."/>
+      <w:lvlJc w:val="left"/>
+      <w:pPr>
+        <w:tabs>
+          <w:tab w:val="num" w:pos="1440"/>
+        </w:tabs>
+        <w:ind w:left="1440" w:hanging="360"/>
+      </w:pPr>
+    </w:lvl>
+    <w:lvl w:ilvl="2" w:tentative="1">
+      <w:start w:val="1"/>
+      <w:numFmt w:val="decimal"/>
+      <w:lvlText w:val="%3."/>
+      <w:lvlJc w:val="left"/>
+      <w:pPr>
+        <w:tabs>
+          <w:tab w:val="num" w:pos="2160"/>
+        </w:tabs>
+        <w:ind w:left="2160" w:hanging="360"/>
+      </w:pPr>
+    </w:lvl>
+    <w:lvl w:ilvl="3" w:tentative="1">
+      <w:start w:val="1"/>
+      <w:numFmt w:val="decimal"/>
+      <w:lvlText w:val="%4."/>
+      <w:lvlJc w:val="left"/>
+      <w:pPr>
+        <w:tabs>
+          <w:tab w:val="num" w:pos="2880"/>
+        </w:tabs>
+        <w:ind w:left="2880" w:hanging="360"/>
+      </w:pPr>
+    </w:lvl>
+    <w:lvl w:ilvl="4" w:tentative="1">
+      <w:start w:val="1"/>
+      <w:numFmt w:val="decimal"/>
+      <w:lvlText w:val="%5."/>
+      <w:lvlJc w:val="left"/>
+      <w:pPr>
+        <w:tabs>
+          <w:tab w:val="num" w:pos="3600"/>
+        </w:tabs>
+        <w:ind w:left="3600" w:hanging="360"/>
+      </w:pPr>
+    </w:lvl>
+    <w:lvl w:ilvl="5" w:tentative="1">
+      <w:start w:val="1"/>
+      <w:numFmt w:val="decimal"/>
+      <w:lvlText w:val="%6."/>
+      <w:lvlJc w:val="left"/>
+      <w:pPr>
+        <w:tabs>
+          <w:tab w:val="num" w:pos="4320"/>
+        </w:tabs>
+        <w:ind w:left="4320" w:hanging="360"/>
+      </w:pPr>
+    </w:lvl>
+    <w:lvl w:ilvl="6" w:tentative="1">
+      <w:start w:val="1"/>
+      <w:numFmt w:val="decimal"/>
+      <w:lvlText w:val="%7."/>
+      <w:lvlJc w:val="left"/>
+      <w:pPr>
+        <w:tabs>
+          <w:tab w:val="num" w:pos="5040"/>
+        </w:tabs>
+        <w:ind w:left="5040" w:hanging="360"/>
+      </w:pPr>
+    </w:lvl>
+    <w:lvl w:ilvl="7" w:tentative="1">
+      <w:start w:val="1"/>
+      <w:numFmt w:val="decimal"/>
+      <w:lvlText w:val="%8."/>
+      <w:lvlJc w:val="left"/>
+      <w:pPr>
+        <w:tabs>
+          <w:tab w:val="num" w:pos="5760"/>
+        </w:tabs>
+        <w:ind w:left="5760" w:hanging="360"/>
+      </w:pPr>
+    </w:lvl>
+    <w:lvl w:ilvl="8" w:tentative="1">
+      <w:start w:val="1"/>
+      <w:numFmt w:val="decimal"/>
+      <w:lvlText w:val="%9."/>
+      <w:lvlJc w:val="left"/>
+      <w:pPr>
+        <w:tabs>
+          <w:tab w:val="num" w:pos="6480"/>
+        </w:tabs>
+        <w:ind w:left="6480" w:hanging="360"/>
+      </w:pPr>
+    </w:lvl>
+  </w:abstractNum>
+  <w:abstractNum w:abstractNumId="11" w15:restartNumberingAfterBreak="0">
+    <w:nsid w:val="421C7560"/>
+    <w:multiLevelType w:val="multilevel"/>
+    <w:tmpl w:val="88F48CA4"/>
+    <w:lvl w:ilvl="0">
+      <w:start w:val="2"/>
+      <w:numFmt w:val="decimal"/>
+      <w:lvlText w:val="%1."/>
+      <w:lvlJc w:val="left"/>
+      <w:pPr>
+        <w:ind w:left="360" w:hanging="360"/>
+      </w:pPr>
+      <w:rPr>
+        <w:rFonts w:hint="default"/>
+      </w:rPr>
+    </w:lvl>
+    <w:lvl w:ilvl="1">
+      <w:start w:val="1"/>
+      <w:numFmt w:val="decimal"/>
+      <w:lvlText w:val="%1.%2."/>
+      <w:lvlJc w:val="left"/>
+      <w:pPr>
+        <w:ind w:left="1287" w:hanging="360"/>
+      </w:pPr>
+      <w:rPr>
+        <w:rFonts w:hint="default"/>
+      </w:rPr>
+    </w:lvl>
+    <w:lvl w:ilvl="2">
+      <w:start w:val="1"/>
+      <w:numFmt w:val="decimal"/>
+      <w:lvlText w:val="%1.%2.%3."/>
+      <w:lvlJc w:val="left"/>
+      <w:pPr>
+        <w:ind w:left="2574" w:hanging="720"/>
+      </w:pPr>
+      <w:rPr>
+        <w:rFonts w:hint="default"/>
+      </w:rPr>
+    </w:lvl>
+    <w:lvl w:ilvl="3">
+      <w:start w:val="1"/>
+      <w:numFmt w:val="decimal"/>
+      <w:lvlText w:val="%1.%2.%3.%4."/>
+      <w:lvlJc w:val="left"/>
+      <w:pPr>
+        <w:ind w:left="3501" w:hanging="720"/>
+      </w:pPr>
+      <w:rPr>
+        <w:rFonts w:hint="default"/>
+      </w:rPr>
+    </w:lvl>
+    <w:lvl w:ilvl="4">
+      <w:start w:val="1"/>
+      <w:numFmt w:val="decimal"/>
+      <w:lvlText w:val="%1.%2.%3.%4.%5."/>
+      <w:lvlJc w:val="left"/>
+      <w:pPr>
+        <w:ind w:left="4788" w:hanging="1080"/>
+      </w:pPr>
+      <w:rPr>
+        <w:rFonts w:hint="default"/>
+      </w:rPr>
+    </w:lvl>
+    <w:lvl w:ilvl="5">
+      <w:start w:val="1"/>
+      <w:numFmt w:val="decimal"/>
+      <w:lvlText w:val="%1.%2.%3.%4.%5.%6."/>
+      <w:lvlJc w:val="left"/>
+      <w:pPr>
+        <w:ind w:left="5715" w:hanging="1080"/>
+      </w:pPr>
+      <w:rPr>
+        <w:rFonts w:hint="default"/>
+      </w:rPr>
+    </w:lvl>
+    <w:lvl w:ilvl="6">
+      <w:start w:val="1"/>
+      <w:numFmt w:val="decimal"/>
+      <w:lvlText w:val="%1.%2.%3.%4.%5.%6.%7."/>
+      <w:lvlJc w:val="left"/>
+      <w:pPr>
+        <w:ind w:left="7002" w:hanging="1440"/>
+      </w:pPr>
+      <w:rPr>
+        <w:rFonts w:hint="default"/>
+      </w:rPr>
+    </w:lvl>
+    <w:lvl w:ilvl="7">
+      <w:start w:val="1"/>
+      <w:numFmt w:val="decimal"/>
+      <w:lvlText w:val="%1.%2.%3.%4.%5.%6.%7.%8."/>
+      <w:lvlJc w:val="left"/>
+      <w:pPr>
+        <w:ind w:left="7929" w:hanging="1440"/>
+      </w:pPr>
+      <w:rPr>
+        <w:rFonts w:hint="default"/>
+      </w:rPr>
+    </w:lvl>
+    <w:lvl w:ilvl="8">
+      <w:start w:val="1"/>
+      <w:numFmt w:val="decimal"/>
+      <w:lvlText w:val="%1.%2.%3.%4.%5.%6.%7.%8.%9."/>
+      <w:lvlJc w:val="left"/>
+      <w:pPr>
+        <w:ind w:left="9216" w:hanging="1800"/>
+      </w:pPr>
+      <w:rPr>
+        <w:rFonts w:hint="default"/>
+      </w:rPr>
+    </w:lvl>
+  </w:abstractNum>
+  <w:abstractNum w:abstractNumId="12" w15:restartNumberingAfterBreak="0">
+    <w:nsid w:val="5A7D3E13"/>
+    <w:multiLevelType w:val="hybridMultilevel"/>
+    <w:tmpl w:val="414096A0"/>
+    <w:lvl w:ilvl="0" w:tplc="0409000F">
+      <w:start w:val="1"/>
+      <w:numFmt w:val="decimal"/>
+      <w:lvlText w:val="%1."/>
+      <w:lvlJc w:val="left"/>
+      <w:pPr>
+        <w:ind w:left="720" w:hanging="360"/>
+      </w:pPr>
+      <w:rPr>
+        <w:rFonts w:hint="default"/>
+      </w:rPr>
+    </w:lvl>
+    <w:lvl w:ilvl="1" w:tplc="04090019" w:tentative="1">
+      <w:start w:val="1"/>
+      <w:numFmt w:val="lowerLetter"/>
+      <w:lvlText w:val="%2."/>
+      <w:lvlJc w:val="left"/>
+      <w:pPr>
+        <w:ind w:left="1440" w:hanging="360"/>
+      </w:pPr>
+    </w:lvl>
+    <w:lvl w:ilvl="2" w:tplc="0409001B" w:tentative="1">
+      <w:start w:val="1"/>
+      <w:numFmt w:val="lowerRoman"/>
+      <w:lvlText w:val="%3."/>
+      <w:lvlJc w:val="right"/>
+      <w:pPr>
+        <w:ind w:left="2160" w:hanging="180"/>
+      </w:pPr>
+    </w:lvl>
+    <w:lvl w:ilvl="3" w:tplc="0409000F" w:tentative="1">
+      <w:start w:val="1"/>
+      <w:numFmt w:val="decimal"/>
+      <w:lvlText w:val="%4."/>
+      <w:lvlJc w:val="left"/>
+      <w:pPr>
+        <w:ind w:left="2880" w:hanging="360"/>
+      </w:pPr>
+    </w:lvl>
+    <w:lvl w:ilvl="4" w:tplc="04090019" w:tentative="1">
+      <w:start w:val="1"/>
+      <w:numFmt w:val="lowerLetter"/>
+      <w:lvlText w:val="%5."/>
+      <w:lvlJc w:val="left"/>
+      <w:pPr>
+        <w:ind w:left="3600" w:hanging="360"/>
+      </w:pPr>
+    </w:lvl>
+    <w:lvl w:ilvl="5" w:tplc="0409001B" w:tentative="1">
+      <w:start w:val="1"/>
+      <w:numFmt w:val="lowerRoman"/>
+      <w:lvlText w:val="%6."/>
+      <w:lvlJc w:val="right"/>
+      <w:pPr>
+        <w:ind w:left="4320" w:hanging="180"/>
+      </w:pPr>
+    </w:lvl>
+    <w:lvl w:ilvl="6" w:tplc="0409000F" w:tentative="1">
+      <w:start w:val="1"/>
+      <w:numFmt w:val="decimal"/>
+      <w:lvlText w:val="%7."/>
+      <w:lvlJc w:val="left"/>
+      <w:pPr>
+        <w:ind w:left="5040" w:hanging="360"/>
+      </w:pPr>
+    </w:lvl>
+    <w:lvl w:ilvl="7" w:tplc="04090019" w:tentative="1">
+      <w:start w:val="1"/>
+      <w:numFmt w:val="lowerLetter"/>
+      <w:lvlText w:val="%8."/>
+      <w:lvlJc w:val="left"/>
+      <w:pPr>
+        <w:ind w:left="5760" w:hanging="360"/>
+      </w:pPr>
+    </w:lvl>
+    <w:lvl w:ilvl="8" w:tplc="0409001B" w:tentative="1">
+      <w:start w:val="1"/>
+      <w:numFmt w:val="lowerRoman"/>
+      <w:lvlText w:val="%9."/>
+      <w:lvlJc w:val="right"/>
+      <w:pPr>
+        <w:ind w:left="6480" w:hanging="180"/>
+      </w:pPr>
+    </w:lvl>
+  </w:abstractNum>
+  <w:abstractNum w:abstractNumId="13" w15:restartNumberingAfterBreak="0">
+    <w:nsid w:val="60A73500"/>
+    <w:multiLevelType w:val="hybridMultilevel"/>
+    <w:tmpl w:val="8954FD40"/>
+    <w:lvl w:ilvl="0" w:tplc="19F64222">
+      <w:start w:val="1"/>
+      <w:numFmt w:val="decimal"/>
+      <w:lvlText w:val="%1."/>
+      <w:lvlJc w:val="left"/>
+      <w:pPr>
+        <w:ind w:left="927" w:hanging="360"/>
+      </w:pPr>
+      <w:rPr>
+        <w:rFonts w:ascii="Times New Roman" w:hAnsi="Times New Roman" w:cs="Times New Roman" w:hint="default"/>
+      </w:rPr>
+    </w:lvl>
+    <w:lvl w:ilvl="1" w:tplc="04090019">
+      <w:start w:val="1"/>
+      <w:numFmt w:val="lowerLetter"/>
+      <w:lvlText w:val="%2."/>
+      <w:lvlJc w:val="left"/>
+      <w:pPr>
+        <w:ind w:left="1647" w:hanging="360"/>
+      </w:pPr>
+    </w:lvl>
+    <w:lvl w:ilvl="2" w:tplc="0409001B" w:tentative="1">
+      <w:start w:val="1"/>
+      <w:numFmt w:val="lowerRoman"/>
+      <w:lvlText w:val="%3."/>
+      <w:lvlJc w:val="right"/>
+      <w:pPr>
+        <w:ind w:left="2367" w:hanging="180"/>
+      </w:pPr>
+    </w:lvl>
+    <w:lvl w:ilvl="3" w:tplc="0409000F" w:tentative="1">
+      <w:start w:val="1"/>
+      <w:numFmt w:val="decimal"/>
+      <w:lvlText w:val="%4."/>
+      <w:lvlJc w:val="left"/>
+      <w:pPr>
+        <w:ind w:left="3087" w:hanging="360"/>
+      </w:pPr>
+    </w:lvl>
+    <w:lvl w:ilvl="4" w:tplc="04090019" w:tentative="1">
+      <w:start w:val="1"/>
+      <w:numFmt w:val="lowerLetter"/>
+      <w:lvlText w:val="%5."/>
+      <w:lvlJc w:val="left"/>
+      <w:pPr>
+        <w:ind w:left="3807" w:hanging="360"/>
+      </w:pPr>
+    </w:lvl>
+    <w:lvl w:ilvl="5" w:tplc="0409001B" w:tentative="1">
+      <w:start w:val="1"/>
+      <w:numFmt w:val="lowerRoman"/>
+      <w:lvlText w:val="%6."/>
+      <w:lvlJc w:val="right"/>
+      <w:pPr>
+        <w:ind w:left="4527" w:hanging="180"/>
+      </w:pPr>
+    </w:lvl>
+    <w:lvl w:ilvl="6" w:tplc="0409000F" w:tentative="1">
+      <w:start w:val="1"/>
+      <w:numFmt w:val="decimal"/>
+      <w:lvlText w:val="%7."/>
+      <w:lvlJc w:val="left"/>
+      <w:pPr>
+        <w:ind w:left="5247" w:hanging="360"/>
+      </w:pPr>
+    </w:lvl>
+    <w:lvl w:ilvl="7" w:tplc="04090019" w:tentative="1">
+      <w:start w:val="1"/>
+      <w:numFmt w:val="lowerLetter"/>
+      <w:lvlText w:val="%8."/>
+      <w:lvlJc w:val="left"/>
+      <w:pPr>
+        <w:ind w:left="5967" w:hanging="360"/>
+      </w:pPr>
+    </w:lvl>
+    <w:lvl w:ilvl="8" w:tplc="0409001B" w:tentative="1">
+      <w:start w:val="1"/>
+      <w:numFmt w:val="lowerRoman"/>
+      <w:lvlText w:val="%9."/>
+      <w:lvlJc w:val="right"/>
+      <w:pPr>
+        <w:ind w:left="6687" w:hanging="180"/>
+      </w:pPr>
+    </w:lvl>
+  </w:abstractNum>
+  <w:abstractNum w:abstractNumId="14" w15:restartNumberingAfterBreak="0">
     <w:nsid w:val="77097247"/>
     <w:multiLevelType w:val="hybridMultilevel"/>
     <w:tmpl w:val="98825B30"/>
@@ -1691,7 +4417,22 @@
     <w:abstractNumId w:val="0"/>
   </w:num>
   <w:num w:numId="10">
+    <w:abstractNumId w:val="14"/>
+  </w:num>
+  <w:num w:numId="11">
+    <w:abstractNumId w:val="13"/>
+  </w:num>
+  <w:num w:numId="12">
+    <w:abstractNumId w:val="11"/>
+  </w:num>
+  <w:num w:numId="13">
+    <w:abstractNumId w:val="10"/>
+  </w:num>
+  <w:num w:numId="14">
     <w:abstractNumId w:val="9"/>
+  </w:num>
+  <w:num w:numId="15">
+    <w:abstractNumId w:val="12"/>
   </w:num>
 </w:numbering>
 </file>
@@ -1981,11 +4722,6 @@
     <w:lsdException w:name="Book Title" w:uiPriority="33" w:qFormat="1"/>
     <w:lsdException w:name="Bibliography" w:semiHidden="1" w:uiPriority="37" w:unhideWhenUsed="1"/>
     <w:lsdException w:name="TOC Heading" w:semiHidden="1" w:uiPriority="39" w:unhideWhenUsed="1" w:qFormat="1"/>
-    <w:lsdException w:name="Plain Table 5" w:semiHidden="1" w:unhideWhenUsed="1"/>
-    <w:lsdException w:name="Grid Table Light" w:semiHidden="1" w:unhideWhenUsed="1"/>
-    <w:lsdException w:name="Grid Table 1 Light" w:semiHidden="1" w:unhideWhenUsed="1"/>
-    <w:lsdException w:name="Grid Table 2" w:semiHidden="1" w:unhideWhenUsed="1"/>
-    <w:lsdException w:name="Grid Table 3" w:semiHidden="1" w:unhideWhenUsed="1"/>
     <w:lsdException w:name="Grid Table 4" w:uiPriority="49"/>
     <w:lsdException w:name="Grid Table 5 Dark" w:uiPriority="50"/>
     <w:lsdException w:name="Grid Table 6 Colorful" w:uiPriority="51"/>
@@ -2311,7 +5047,6 @@
   <w:style w:type="character" w:default="1" w:styleId="a2">
     <w:name w:val="Default Paragraph Font"/>
     <w:uiPriority w:val="1"/>
-    <w:semiHidden/>
     <w:unhideWhenUsed/>
   </w:style>
   <w:style w:type="table" w:default="1" w:styleId="a3">
@@ -13094,6 +15829,68 @@
     <w:rPr>
       <w:rFonts w:eastAsia="Times New Roman" w:cs="Times New Roman"/>
       <w:szCs w:val="24"/>
+    </w:rPr>
+  </w:style>
+  <w:style w:type="character" w:styleId="affb">
+    <w:name w:val="Hyperlink"/>
+    <w:basedOn w:val="a2"/>
+    <w:uiPriority w:val="99"/>
+    <w:unhideWhenUsed/>
+    <w:rsid w:val="00B31939"/>
+    <w:rPr>
+      <w:color w:val="0000FF" w:themeColor="hyperlink"/>
+      <w:u w:val="single"/>
+    </w:rPr>
+  </w:style>
+  <w:style w:type="character" w:styleId="affc">
+    <w:name w:val="Unresolved Mention"/>
+    <w:basedOn w:val="a2"/>
+    <w:uiPriority w:val="99"/>
+    <w:semiHidden/>
+    <w:unhideWhenUsed/>
+    <w:rsid w:val="00B31939"/>
+    <w:rPr>
+      <w:color w:val="605E5C"/>
+      <w:shd w:val="clear" w:color="auto" w:fill="E1DFDD"/>
+    </w:rPr>
+  </w:style>
+  <w:style w:type="character" w:styleId="affd">
+    <w:name w:val="FollowedHyperlink"/>
+    <w:basedOn w:val="a2"/>
+    <w:uiPriority w:val="99"/>
+    <w:semiHidden/>
+    <w:unhideWhenUsed/>
+    <w:rsid w:val="00B31939"/>
+    <w:rPr>
+      <w:color w:val="800080" w:themeColor="followedHyperlink"/>
+      <w:u w:val="single"/>
+    </w:rPr>
+  </w:style>
+  <w:style w:type="paragraph" w:styleId="HTML">
+    <w:name w:val="HTML Preformatted"/>
+    <w:basedOn w:val="a1"/>
+    <w:link w:val="HTML0"/>
+    <w:uiPriority w:val="99"/>
+    <w:semiHidden/>
+    <w:unhideWhenUsed/>
+    <w:rsid w:val="00B3562A"/>
+    <w:rPr>
+      <w:rFonts w:ascii="Consolas" w:hAnsi="Consolas"/>
+      <w:sz w:val="20"/>
+      <w:szCs w:val="20"/>
+    </w:rPr>
+  </w:style>
+  <w:style w:type="character" w:customStyle="1" w:styleId="HTML0">
+    <w:name w:val="Стандартний HTML Знак"/>
+    <w:basedOn w:val="a2"/>
+    <w:link w:val="HTML"/>
+    <w:uiPriority w:val="99"/>
+    <w:semiHidden/>
+    <w:rsid w:val="00B3562A"/>
+    <w:rPr>
+      <w:rFonts w:ascii="Consolas" w:hAnsi="Consolas"/>
+      <w:sz w:val="20"/>
+      <w:szCs w:val="20"/>
     </w:rPr>
   </w:style>
 </w:styles>
